--- a/NOESIS_thesis_chapters_1_through_8_UPDATED_SKELETON.docx
+++ b/NOESIS_thesis_chapters_1_through_8_UPDATED_SKELETON.docx
@@ -1364,7 +1364,7 @@
           <w:rFonts w:ascii="Times New Roman" w:hAnsi="Times New Roman"/>
           <w:sz w:val="24"/>
         </w:rPr>
-        <w:t>To confer statistical stability on the per-task pass-rate estimates, every SE50 task was executed in three independent runs, yielding a total sample size of `150 (DRYRUN_LABELED - laptop dry-run placeholder; swap with real W7 --full overnight qwen/deepseek adaptive run numbers when available) = 50 tasks x 3 runs = 150` observations for the primary analysis. Three runs per task were chosen as a pragmatic compromise between the statistical power required for Wilson-score confidence-interval estimation and the wall-clock runtime constraints imposed by laptop-first evaluation; as demonstrated in section 6.5, the bootstrap resampling analysis confirms that 150 observations yield acceptably narrow interval estimates for the aggregate pass@1 metric. The three runs share an identical random seed of 42 for the PlannerAgent's deterministic rule-based plan construction, but diverge stochastically in the LLM-generation stages due to intrinsic sampling temperature set to t = 0.7 for the Vidya coding agent, a configuration calibrated to balance exploration of alternative code structures with reproducibility of the overall pipeline orchestration.</w:t>
+        <w:t>To confer statistical stability on the per-task pass-rate estimates, every SE50 task was executed in three independent runs, yielding a total sample size of `150 (SMOKE_RUN_20260826 — seeded W7 weekend smoke run numbers 2026-08-26 (MockProvider), will be upgraded to real Ollama adaptive LLM numbers after overnight W7 --full GPU run) = 50 tasks x 3 runs = 150` observations for the primary analysis. Three runs per task were chosen as a pragmatic compromise between the statistical power required for Wilson-score confidence-interval estimation and the wall-clock runtime constraints imposed by laptop-first evaluation; as demonstrated in section 6.5, the bootstrap resampling analysis confirms that 150 observations yield acceptably narrow interval estimates for the aggregate pass@1 metric. The three runs share an identical random seed of 42 for the PlannerAgent's deterministic rule-based plan construction, but diverge stochastically in the LLM-generation stages due to intrinsic sampling temperature set to t = 0.7 for the Vidya coding agent, a configuration calibrated to balance exploration of alternative code structures with reproducibility of the overall pipeline orchestration.</w:t>
       </w:r>
     </w:p>
     <w:p>
@@ -1388,7 +1388,7 @@
           <w:rFonts w:ascii="Times New Roman" w:hAnsi="Times New Roman"/>
           <w:sz w:val="24"/>
         </w:rPr>
-        <w:t>The overall SE50 pass@1 is reported as `0.780 (DRYRUN_LABELED - laptop dry-run placeholder; swap with real W7 --full overnight qwen/deepseek adaptive run numbers when available)` with a Wilson 95% confidence interval spanning `0.702 (DRYRUN_LABELED - laptop dry-run placeholder; swap with real W7 --full overnight qwen/deepseek adaptive run numbers when available)` to `0.843 (DRYRUN_LABELED - laptop dry-run placeholder; swap with real W7 --full overnight qwen/deepseek adaptive run numbers when available)`. The pattern of results across the difficulty gradient is expected to follow a monotonic decline: Trivial and Easy tiers are projected to exhibit ceiling-level performance, while the Expert tier is anticipated to exercise the full capability of the C3 six-tier memory architecture and the 12-agent orchestration topology. Cross-category comparisons will be interpreted with caution owing to the relatively small cell sizes of six observations per category-difficulty combination; however, the 150-observation aggregate sample is sufficiently powered to support the comparative inferences drawn in the ablation study of section 6.4 and the significance tests of section 6.5.</w:t>
+        <w:t>The overall SE50 pass@1 is reported as `1.000 (SMOKE_RUN_20260826 — seeded W7 weekend smoke run numbers 2026-08-26 (MockProvider), will be upgraded to real Ollama adaptive LLM numbers after overnight W7 --full GPU run)` with a Wilson 95% confidence interval spanning `0.438 (SMOKE_RUN_20260826 — seeded W7 weekend smoke run numbers 2026-08-26 (MockProvider), will be upgraded to real Ollama adaptive LLM numbers after overnight W7 --full GPU run)` to `1.000 (SMOKE_RUN_20260826 — seeded W7 weekend smoke run numbers 2026-08-26 (MockProvider), will be upgraded to real Ollama adaptive LLM numbers after overnight W7 --full GPU run)`. The pattern of results across the difficulty gradient is expected to follow a monotonic decline: Trivial and Easy tiers are projected to exhibit ceiling-level performance, while the Expert tier is anticipated to exercise the full capability of the C3 six-tier memory architecture and the 12-agent orchestration topology. Cross-category comparisons will be interpreted with caution owing to the relatively small cell sizes of six observations per category-difficulty combination; however, the 150-observation aggregate sample is sufficiently powered to support the comparative inferences drawn in the ablation study of section 6.4 and the significance tests of section 6.5.</w:t>
       </w:r>
     </w:p>
     <w:p>
@@ -1676,7 +1676,7 @@
                 <w:rFonts w:ascii="Times New Roman" w:hAnsi="Times New Roman"/>
                 <w:sz w:val="20"/>
               </w:rPr>
-              <w:t>6</w:t>
+              <w:t>0</w:t>
             </w:r>
           </w:p>
         </w:tc>
@@ -1691,7 +1691,7 @@
                 <w:rFonts w:ascii="Times New Roman" w:hAnsi="Times New Roman"/>
                 <w:sz w:val="20"/>
               </w:rPr>
-              <w:t>6</w:t>
+              <w:t>0</w:t>
             </w:r>
           </w:p>
         </w:tc>
@@ -1706,7 +1706,7 @@
                 <w:rFonts w:ascii="Times New Roman" w:hAnsi="Times New Roman"/>
                 <w:sz w:val="20"/>
               </w:rPr>
-              <w:t>1.000</w:t>
+              <w:t>0.000</w:t>
             </w:r>
           </w:p>
         </w:tc>
@@ -1721,7 +1721,7 @@
                 <w:rFonts w:ascii="Times New Roman" w:hAnsi="Times New Roman"/>
                 <w:sz w:val="20"/>
               </w:rPr>
-              <w:t>0.820</w:t>
+              <w:t>0.000</w:t>
             </w:r>
           </w:p>
         </w:tc>
@@ -1736,7 +1736,7 @@
                 <w:rFonts w:ascii="Times New Roman" w:hAnsi="Times New Roman"/>
                 <w:sz w:val="20"/>
               </w:rPr>
-              <w:t>1.000</w:t>
+              <w:t>0.000</w:t>
             </w:r>
           </w:p>
         </w:tc>
@@ -1751,7 +1751,7 @@
                 <w:rFonts w:ascii="Times New Roman" w:hAnsi="Times New Roman"/>
                 <w:sz w:val="20"/>
               </w:rPr>
-              <w:t>200</w:t>
+              <w:t>0</w:t>
             </w:r>
           </w:p>
         </w:tc>
@@ -1766,7 +1766,7 @@
                 <w:rFonts w:ascii="Times New Roman" w:hAnsi="Times New Roman"/>
                 <w:sz w:val="20"/>
               </w:rPr>
-              <w:t>80</w:t>
+              <w:t>0</w:t>
             </w:r>
           </w:p>
         </w:tc>
@@ -1781,7 +1781,7 @@
                 <w:rFonts w:ascii="Times New Roman" w:hAnsi="Times New Roman"/>
                 <w:sz w:val="20"/>
               </w:rPr>
-              <w:t>360</w:t>
+              <w:t>0</w:t>
             </w:r>
           </w:p>
         </w:tc>
@@ -1796,7 +1796,7 @@
                 <w:rFonts w:ascii="Times New Roman" w:hAnsi="Times New Roman"/>
                 <w:sz w:val="20"/>
               </w:rPr>
-              <w:t>100</w:t>
+              <w:t>0</w:t>
             </w:r>
           </w:p>
         </w:tc>
@@ -1858,7 +1858,7 @@
                 <w:rFonts w:ascii="Times New Roman" w:hAnsi="Times New Roman"/>
                 <w:sz w:val="20"/>
               </w:rPr>
-              <w:t>5</w:t>
+              <w:t>6</w:t>
             </w:r>
           </w:p>
         </w:tc>
@@ -1873,7 +1873,7 @@
                 <w:rFonts w:ascii="Times New Roman" w:hAnsi="Times New Roman"/>
                 <w:sz w:val="20"/>
               </w:rPr>
-              <w:t>0.900</w:t>
+              <w:t>1.000</w:t>
             </w:r>
           </w:p>
         </w:tc>
@@ -1888,7 +1888,7 @@
                 <w:rFonts w:ascii="Times New Roman" w:hAnsi="Times New Roman"/>
                 <w:sz w:val="20"/>
               </w:rPr>
-              <w:t>0.720</w:t>
+              <w:t>0.610</w:t>
             </w:r>
           </w:p>
         </w:tc>
@@ -1903,7 +1903,7 @@
                 <w:rFonts w:ascii="Times New Roman" w:hAnsi="Times New Roman"/>
                 <w:sz w:val="20"/>
               </w:rPr>
-              <w:t>0.980</w:t>
+              <w:t>1.000</w:t>
             </w:r>
           </w:p>
         </w:tc>
@@ -1918,7 +1918,7 @@
                 <w:rFonts w:ascii="Times New Roman" w:hAnsi="Times New Roman"/>
                 <w:sz w:val="20"/>
               </w:rPr>
-              <w:t>550</w:t>
+              <w:t>0.17</w:t>
             </w:r>
           </w:p>
         </w:tc>
@@ -1933,7 +1933,7 @@
                 <w:rFonts w:ascii="Times New Roman" w:hAnsi="Times New Roman"/>
                 <w:sz w:val="20"/>
               </w:rPr>
-              <w:t>220</w:t>
+              <w:t>0</w:t>
             </w:r>
           </w:p>
         </w:tc>
@@ -1948,7 +1948,7 @@
                 <w:rFonts w:ascii="Times New Roman" w:hAnsi="Times New Roman"/>
                 <w:sz w:val="20"/>
               </w:rPr>
-              <w:t>990</w:t>
+              <w:t>1</w:t>
             </w:r>
           </w:p>
         </w:tc>
@@ -1963,7 +1963,7 @@
                 <w:rFonts w:ascii="Times New Roman" w:hAnsi="Times New Roman"/>
                 <w:sz w:val="20"/>
               </w:rPr>
-              <w:t>115</w:t>
+              <w:t>164</w:t>
             </w:r>
           </w:p>
         </w:tc>
@@ -2010,7 +2010,7 @@
                 <w:rFonts w:ascii="Times New Roman" w:hAnsi="Times New Roman"/>
                 <w:sz w:val="20"/>
               </w:rPr>
-              <w:t>6</w:t>
+              <w:t>3</w:t>
             </w:r>
           </w:p>
         </w:tc>
@@ -2025,7 +2025,7 @@
                 <w:rFonts w:ascii="Times New Roman" w:hAnsi="Times New Roman"/>
                 <w:sz w:val="20"/>
               </w:rPr>
-              <w:t>5</w:t>
+              <w:t>3</w:t>
             </w:r>
           </w:p>
         </w:tc>
@@ -2040,7 +2040,7 @@
                 <w:rFonts w:ascii="Times New Roman" w:hAnsi="Times New Roman"/>
                 <w:sz w:val="20"/>
               </w:rPr>
-              <w:t>0.800</w:t>
+              <w:t>1.000</w:t>
             </w:r>
           </w:p>
         </w:tc>
@@ -2055,7 +2055,7 @@
                 <w:rFonts w:ascii="Times New Roman" w:hAnsi="Times New Roman"/>
                 <w:sz w:val="20"/>
               </w:rPr>
-              <w:t>0.620</w:t>
+              <w:t>0.438</w:t>
             </w:r>
           </w:p>
         </w:tc>
@@ -2070,7 +2070,7 @@
                 <w:rFonts w:ascii="Times New Roman" w:hAnsi="Times New Roman"/>
                 <w:sz w:val="20"/>
               </w:rPr>
-              <w:t>0.880</w:t>
+              <w:t>1.000</w:t>
             </w:r>
           </w:p>
         </w:tc>
@@ -2085,7 +2085,7 @@
                 <w:rFonts w:ascii="Times New Roman" w:hAnsi="Times New Roman"/>
                 <w:sz w:val="20"/>
               </w:rPr>
-              <w:t>900</w:t>
+              <w:t>0.0</w:t>
             </w:r>
           </w:p>
         </w:tc>
@@ -2100,7 +2100,7 @@
                 <w:rFonts w:ascii="Times New Roman" w:hAnsi="Times New Roman"/>
                 <w:sz w:val="20"/>
               </w:rPr>
-              <w:t>360</w:t>
+              <w:t>0</w:t>
             </w:r>
           </w:p>
         </w:tc>
@@ -2115,7 +2115,7 @@
                 <w:rFonts w:ascii="Times New Roman" w:hAnsi="Times New Roman"/>
                 <w:sz w:val="20"/>
               </w:rPr>
-              <w:t>1620</w:t>
+              <w:t>0</w:t>
             </w:r>
           </w:p>
         </w:tc>
@@ -2130,7 +2130,7 @@
                 <w:rFonts w:ascii="Times New Roman" w:hAnsi="Times New Roman"/>
                 <w:sz w:val="20"/>
               </w:rPr>
-              <w:t>130</w:t>
+              <w:t>85</w:t>
             </w:r>
           </w:p>
         </w:tc>
@@ -2177,7 +2177,7 @@
                 <w:rFonts w:ascii="Times New Roman" w:hAnsi="Times New Roman"/>
                 <w:sz w:val="20"/>
               </w:rPr>
-              <w:t>6</w:t>
+              <w:t>0</w:t>
             </w:r>
           </w:p>
         </w:tc>
@@ -2192,7 +2192,7 @@
                 <w:rFonts w:ascii="Times New Roman" w:hAnsi="Times New Roman"/>
                 <w:sz w:val="20"/>
               </w:rPr>
-              <w:t>4</w:t>
+              <w:t>0</w:t>
             </w:r>
           </w:p>
         </w:tc>
@@ -2207,7 +2207,7 @@
                 <w:rFonts w:ascii="Times New Roman" w:hAnsi="Times New Roman"/>
                 <w:sz w:val="20"/>
               </w:rPr>
-              <w:t>0.600</w:t>
+              <w:t>0.000</w:t>
             </w:r>
           </w:p>
         </w:tc>
@@ -2222,7 +2222,7 @@
                 <w:rFonts w:ascii="Times New Roman" w:hAnsi="Times New Roman"/>
                 <w:sz w:val="20"/>
               </w:rPr>
-              <w:t>0.420</w:t>
+              <w:t>0.000</w:t>
             </w:r>
           </w:p>
         </w:tc>
@@ -2237,7 +2237,7 @@
                 <w:rFonts w:ascii="Times New Roman" w:hAnsi="Times New Roman"/>
                 <w:sz w:val="20"/>
               </w:rPr>
-              <w:t>0.680</w:t>
+              <w:t>0.000</w:t>
             </w:r>
           </w:p>
         </w:tc>
@@ -2252,7 +2252,7 @@
                 <w:rFonts w:ascii="Times New Roman" w:hAnsi="Times New Roman"/>
                 <w:sz w:val="20"/>
               </w:rPr>
-              <w:t>1600</w:t>
+              <w:t>0</w:t>
             </w:r>
           </w:p>
         </w:tc>
@@ -2267,7 +2267,7 @@
                 <w:rFonts w:ascii="Times New Roman" w:hAnsi="Times New Roman"/>
                 <w:sz w:val="20"/>
               </w:rPr>
-              <w:t>640</w:t>
+              <w:t>0</w:t>
             </w:r>
           </w:p>
         </w:tc>
@@ -2282,7 +2282,7 @@
                 <w:rFonts w:ascii="Times New Roman" w:hAnsi="Times New Roman"/>
                 <w:sz w:val="20"/>
               </w:rPr>
-              <w:t>2880</w:t>
+              <w:t>0</w:t>
             </w:r>
           </w:p>
         </w:tc>
@@ -2297,7 +2297,7 @@
                 <w:rFonts w:ascii="Times New Roman" w:hAnsi="Times New Roman"/>
                 <w:sz w:val="20"/>
               </w:rPr>
-              <w:t>160</w:t>
+              <w:t>0</w:t>
             </w:r>
           </w:p>
         </w:tc>
@@ -2344,7 +2344,7 @@
                 <w:rFonts w:ascii="Times New Roman" w:hAnsi="Times New Roman"/>
                 <w:sz w:val="20"/>
               </w:rPr>
-              <w:t>6</w:t>
+              <w:t>0</w:t>
             </w:r>
           </w:p>
         </w:tc>
@@ -2359,7 +2359,7 @@
                 <w:rFonts w:ascii="Times New Roman" w:hAnsi="Times New Roman"/>
                 <w:sz w:val="20"/>
               </w:rPr>
-              <w:t>2</w:t>
+              <w:t>0</w:t>
             </w:r>
           </w:p>
         </w:tc>
@@ -2374,7 +2374,7 @@
                 <w:rFonts w:ascii="Times New Roman" w:hAnsi="Times New Roman"/>
                 <w:sz w:val="20"/>
               </w:rPr>
-              <w:t>0.400</w:t>
+              <w:t>0.000</w:t>
             </w:r>
           </w:p>
         </w:tc>
@@ -2389,7 +2389,7 @@
                 <w:rFonts w:ascii="Times New Roman" w:hAnsi="Times New Roman"/>
                 <w:sz w:val="20"/>
               </w:rPr>
-              <w:t>0.220</w:t>
+              <w:t>0.000</w:t>
             </w:r>
           </w:p>
         </w:tc>
@@ -2404,7 +2404,7 @@
                 <w:rFonts w:ascii="Times New Roman" w:hAnsi="Times New Roman"/>
                 <w:sz w:val="20"/>
               </w:rPr>
-              <w:t>0.480</w:t>
+              <w:t>0.000</w:t>
             </w:r>
           </w:p>
         </w:tc>
@@ -2419,7 +2419,7 @@
                 <w:rFonts w:ascii="Times New Roman" w:hAnsi="Times New Roman"/>
                 <w:sz w:val="20"/>
               </w:rPr>
-              <w:t>2300</w:t>
+              <w:t>0</w:t>
             </w:r>
           </w:p>
         </w:tc>
@@ -2434,7 +2434,7 @@
                 <w:rFonts w:ascii="Times New Roman" w:hAnsi="Times New Roman"/>
                 <w:sz w:val="20"/>
               </w:rPr>
-              <w:t>920</w:t>
+              <w:t>0</w:t>
             </w:r>
           </w:p>
         </w:tc>
@@ -2449,7 +2449,7 @@
                 <w:rFonts w:ascii="Times New Roman" w:hAnsi="Times New Roman"/>
                 <w:sz w:val="20"/>
               </w:rPr>
-              <w:t>4140</w:t>
+              <w:t>0</w:t>
             </w:r>
           </w:p>
         </w:tc>
@@ -2464,7 +2464,7 @@
                 <w:rFonts w:ascii="Times New Roman" w:hAnsi="Times New Roman"/>
                 <w:sz w:val="20"/>
               </w:rPr>
-              <w:t>190</w:t>
+              <w:t>0</w:t>
             </w:r>
           </w:p>
         </w:tc>
@@ -2511,7 +2511,7 @@
                 <w:rFonts w:ascii="Times New Roman" w:hAnsi="Times New Roman"/>
                 <w:sz w:val="20"/>
               </w:rPr>
-              <w:t>6</w:t>
+              <w:t>0</w:t>
             </w:r>
           </w:p>
         </w:tc>
@@ -2526,7 +2526,7 @@
                 <w:rFonts w:ascii="Times New Roman" w:hAnsi="Times New Roman"/>
                 <w:sz w:val="20"/>
               </w:rPr>
-              <w:t>6</w:t>
+              <w:t>0</w:t>
             </w:r>
           </w:p>
         </w:tc>
@@ -2541,7 +2541,7 @@
                 <w:rFonts w:ascii="Times New Roman" w:hAnsi="Times New Roman"/>
                 <w:sz w:val="20"/>
               </w:rPr>
-              <w:t>1.000</w:t>
+              <w:t>0.000</w:t>
             </w:r>
           </w:p>
         </w:tc>
@@ -2556,7 +2556,7 @@
                 <w:rFonts w:ascii="Times New Roman" w:hAnsi="Times New Roman"/>
                 <w:sz w:val="20"/>
               </w:rPr>
-              <w:t>0.820</w:t>
+              <w:t>0.000</w:t>
             </w:r>
           </w:p>
         </w:tc>
@@ -2571,7 +2571,7 @@
                 <w:rFonts w:ascii="Times New Roman" w:hAnsi="Times New Roman"/>
                 <w:sz w:val="20"/>
               </w:rPr>
-              <w:t>1.000</w:t>
+              <w:t>0.000</w:t>
             </w:r>
           </w:p>
         </w:tc>
@@ -2586,7 +2586,7 @@
                 <w:rFonts w:ascii="Times New Roman" w:hAnsi="Times New Roman"/>
                 <w:sz w:val="20"/>
               </w:rPr>
-              <w:t>200</w:t>
+              <w:t>0</w:t>
             </w:r>
           </w:p>
         </w:tc>
@@ -2601,7 +2601,7 @@
                 <w:rFonts w:ascii="Times New Roman" w:hAnsi="Times New Roman"/>
                 <w:sz w:val="20"/>
               </w:rPr>
-              <w:t>80</w:t>
+              <w:t>0</w:t>
             </w:r>
           </w:p>
         </w:tc>
@@ -2616,7 +2616,7 @@
                 <w:rFonts w:ascii="Times New Roman" w:hAnsi="Times New Roman"/>
                 <w:sz w:val="20"/>
               </w:rPr>
-              <w:t>360</w:t>
+              <w:t>0</w:t>
             </w:r>
           </w:p>
         </w:tc>
@@ -2631,7 +2631,7 @@
                 <w:rFonts w:ascii="Times New Roman" w:hAnsi="Times New Roman"/>
                 <w:sz w:val="20"/>
               </w:rPr>
-              <w:t>100</w:t>
+              <w:t>0</w:t>
             </w:r>
           </w:p>
         </w:tc>
@@ -2678,7 +2678,7 @@
                 <w:rFonts w:ascii="Times New Roman" w:hAnsi="Times New Roman"/>
                 <w:sz w:val="20"/>
               </w:rPr>
-              <w:t>6</w:t>
+              <w:t>0</w:t>
             </w:r>
           </w:p>
         </w:tc>
@@ -2693,7 +2693,7 @@
                 <w:rFonts w:ascii="Times New Roman" w:hAnsi="Times New Roman"/>
                 <w:sz w:val="20"/>
               </w:rPr>
-              <w:t>6</w:t>
+              <w:t>0</w:t>
             </w:r>
           </w:p>
         </w:tc>
@@ -2708,7 +2708,7 @@
                 <w:rFonts w:ascii="Times New Roman" w:hAnsi="Times New Roman"/>
                 <w:sz w:val="20"/>
               </w:rPr>
-              <w:t>0.950</w:t>
+              <w:t>0.000</w:t>
             </w:r>
           </w:p>
         </w:tc>
@@ -2723,7 +2723,7 @@
                 <w:rFonts w:ascii="Times New Roman" w:hAnsi="Times New Roman"/>
                 <w:sz w:val="20"/>
               </w:rPr>
-              <w:t>0.770</w:t>
+              <w:t>0.000</w:t>
             </w:r>
           </w:p>
         </w:tc>
@@ -2738,7 +2738,7 @@
                 <w:rFonts w:ascii="Times New Roman" w:hAnsi="Times New Roman"/>
                 <w:sz w:val="20"/>
               </w:rPr>
-              <w:t>1.000</w:t>
+              <w:t>0.000</w:t>
             </w:r>
           </w:p>
         </w:tc>
@@ -2753,7 +2753,7 @@
                 <w:rFonts w:ascii="Times New Roman" w:hAnsi="Times New Roman"/>
                 <w:sz w:val="20"/>
               </w:rPr>
-              <w:t>375</w:t>
+              <w:t>0</w:t>
             </w:r>
           </w:p>
         </w:tc>
@@ -2768,7 +2768,7 @@
                 <w:rFonts w:ascii="Times New Roman" w:hAnsi="Times New Roman"/>
                 <w:sz w:val="20"/>
               </w:rPr>
-              <w:t>150</w:t>
+              <w:t>0</w:t>
             </w:r>
           </w:p>
         </w:tc>
@@ -2783,7 +2783,7 @@
                 <w:rFonts w:ascii="Times New Roman" w:hAnsi="Times New Roman"/>
                 <w:sz w:val="20"/>
               </w:rPr>
-              <w:t>675</w:t>
+              <w:t>0</w:t>
             </w:r>
           </w:p>
         </w:tc>
@@ -2798,7 +2798,7 @@
                 <w:rFonts w:ascii="Times New Roman" w:hAnsi="Times New Roman"/>
                 <w:sz w:val="20"/>
               </w:rPr>
-              <w:t>108</w:t>
+              <w:t>0</w:t>
             </w:r>
           </w:p>
         </w:tc>
@@ -2845,7 +2845,7 @@
                 <w:rFonts w:ascii="Times New Roman" w:hAnsi="Times New Roman"/>
                 <w:sz w:val="20"/>
               </w:rPr>
-              <w:t>6</w:t>
+              <w:t>0</w:t>
             </w:r>
           </w:p>
         </w:tc>
@@ -2860,7 +2860,7 @@
                 <w:rFonts w:ascii="Times New Roman" w:hAnsi="Times New Roman"/>
                 <w:sz w:val="20"/>
               </w:rPr>
-              <w:t>5</w:t>
+              <w:t>0</w:t>
             </w:r>
           </w:p>
         </w:tc>
@@ -2875,7 +2875,7 @@
                 <w:rFonts w:ascii="Times New Roman" w:hAnsi="Times New Roman"/>
                 <w:sz w:val="20"/>
               </w:rPr>
-              <w:t>0.850</w:t>
+              <w:t>0.000</w:t>
             </w:r>
           </w:p>
         </w:tc>
@@ -2890,7 +2890,7 @@
                 <w:rFonts w:ascii="Times New Roman" w:hAnsi="Times New Roman"/>
                 <w:sz w:val="20"/>
               </w:rPr>
-              <w:t>0.670</w:t>
+              <w:t>0.000</w:t>
             </w:r>
           </w:p>
         </w:tc>
@@ -2905,7 +2905,7 @@
                 <w:rFonts w:ascii="Times New Roman" w:hAnsi="Times New Roman"/>
                 <w:sz w:val="20"/>
               </w:rPr>
-              <w:t>0.930</w:t>
+              <w:t>0.000</w:t>
             </w:r>
           </w:p>
         </w:tc>
@@ -2920,7 +2920,7 @@
                 <w:rFonts w:ascii="Times New Roman" w:hAnsi="Times New Roman"/>
                 <w:sz w:val="20"/>
               </w:rPr>
-              <w:t>725</w:t>
+              <w:t>0</w:t>
             </w:r>
           </w:p>
         </w:tc>
@@ -2935,7 +2935,7 @@
                 <w:rFonts w:ascii="Times New Roman" w:hAnsi="Times New Roman"/>
                 <w:sz w:val="20"/>
               </w:rPr>
-              <w:t>290</w:t>
+              <w:t>0</w:t>
             </w:r>
           </w:p>
         </w:tc>
@@ -2950,7 +2950,7 @@
                 <w:rFonts w:ascii="Times New Roman" w:hAnsi="Times New Roman"/>
                 <w:sz w:val="20"/>
               </w:rPr>
-              <w:t>1305</w:t>
+              <w:t>0</w:t>
             </w:r>
           </w:p>
         </w:tc>
@@ -2965,7 +2965,7 @@
                 <w:rFonts w:ascii="Times New Roman" w:hAnsi="Times New Roman"/>
                 <w:sz w:val="20"/>
               </w:rPr>
-              <w:t>123</w:t>
+              <w:t>0</w:t>
             </w:r>
           </w:p>
         </w:tc>
@@ -3012,7 +3012,7 @@
                 <w:rFonts w:ascii="Times New Roman" w:hAnsi="Times New Roman"/>
                 <w:sz w:val="20"/>
               </w:rPr>
-              <w:t>6</w:t>
+              <w:t>0</w:t>
             </w:r>
           </w:p>
         </w:tc>
@@ -3027,7 +3027,7 @@
                 <w:rFonts w:ascii="Times New Roman" w:hAnsi="Times New Roman"/>
                 <w:sz w:val="20"/>
               </w:rPr>
-              <w:t>4</w:t>
+              <w:t>0</w:t>
             </w:r>
           </w:p>
         </w:tc>
@@ -3042,7 +3042,7 @@
                 <w:rFonts w:ascii="Times New Roman" w:hAnsi="Times New Roman"/>
                 <w:sz w:val="20"/>
               </w:rPr>
-              <w:t>0.700</w:t>
+              <w:t>0.000</w:t>
             </w:r>
           </w:p>
         </w:tc>
@@ -3057,7 +3057,7 @@
                 <w:rFonts w:ascii="Times New Roman" w:hAnsi="Times New Roman"/>
                 <w:sz w:val="20"/>
               </w:rPr>
-              <w:t>0.520</w:t>
+              <w:t>0.000</w:t>
             </w:r>
           </w:p>
         </w:tc>
@@ -3072,7 +3072,7 @@
                 <w:rFonts w:ascii="Times New Roman" w:hAnsi="Times New Roman"/>
                 <w:sz w:val="20"/>
               </w:rPr>
-              <w:t>0.780</w:t>
+              <w:t>0.000</w:t>
             </w:r>
           </w:p>
         </w:tc>
@@ -3087,7 +3087,7 @@
                 <w:rFonts w:ascii="Times New Roman" w:hAnsi="Times New Roman"/>
                 <w:sz w:val="20"/>
               </w:rPr>
-              <w:t>1250</w:t>
+              <w:t>0</w:t>
             </w:r>
           </w:p>
         </w:tc>
@@ -3102,7 +3102,7 @@
                 <w:rFonts w:ascii="Times New Roman" w:hAnsi="Times New Roman"/>
                 <w:sz w:val="20"/>
               </w:rPr>
-              <w:t>500</w:t>
+              <w:t>0</w:t>
             </w:r>
           </w:p>
         </w:tc>
@@ -3117,7 +3117,7 @@
                 <w:rFonts w:ascii="Times New Roman" w:hAnsi="Times New Roman"/>
                 <w:sz w:val="20"/>
               </w:rPr>
-              <w:t>2250</w:t>
+              <w:t>0</w:t>
             </w:r>
           </w:p>
         </w:tc>
@@ -3132,7 +3132,7 @@
                 <w:rFonts w:ascii="Times New Roman" w:hAnsi="Times New Roman"/>
                 <w:sz w:val="20"/>
               </w:rPr>
-              <w:t>145</w:t>
+              <w:t>0</w:t>
             </w:r>
           </w:p>
         </w:tc>
@@ -3179,7 +3179,7 @@
                 <w:rFonts w:ascii="Times New Roman" w:hAnsi="Times New Roman"/>
                 <w:sz w:val="20"/>
               </w:rPr>
-              <w:t>6</w:t>
+              <w:t>0</w:t>
             </w:r>
           </w:p>
         </w:tc>
@@ -3194,7 +3194,7 @@
                 <w:rFonts w:ascii="Times New Roman" w:hAnsi="Times New Roman"/>
                 <w:sz w:val="20"/>
               </w:rPr>
-              <w:t>3</w:t>
+              <w:t>0</w:t>
             </w:r>
           </w:p>
         </w:tc>
@@ -3209,7 +3209,7 @@
                 <w:rFonts w:ascii="Times New Roman" w:hAnsi="Times New Roman"/>
                 <w:sz w:val="20"/>
               </w:rPr>
-              <w:t>0.500</w:t>
+              <w:t>0.000</w:t>
             </w:r>
           </w:p>
         </w:tc>
@@ -3224,7 +3224,7 @@
                 <w:rFonts w:ascii="Times New Roman" w:hAnsi="Times New Roman"/>
                 <w:sz w:val="20"/>
               </w:rPr>
-              <w:t>0.320</w:t>
+              <w:t>0.000</w:t>
             </w:r>
           </w:p>
         </w:tc>
@@ -3239,7 +3239,7 @@
                 <w:rFonts w:ascii="Times New Roman" w:hAnsi="Times New Roman"/>
                 <w:sz w:val="20"/>
               </w:rPr>
-              <w:t>0.580</w:t>
+              <w:t>0.000</w:t>
             </w:r>
           </w:p>
         </w:tc>
@@ -3254,7 +3254,7 @@
                 <w:rFonts w:ascii="Times New Roman" w:hAnsi="Times New Roman"/>
                 <w:sz w:val="20"/>
               </w:rPr>
-              <w:t>1950</w:t>
+              <w:t>0</w:t>
             </w:r>
           </w:p>
         </w:tc>
@@ -3269,7 +3269,7 @@
                 <w:rFonts w:ascii="Times New Roman" w:hAnsi="Times New Roman"/>
                 <w:sz w:val="20"/>
               </w:rPr>
-              <w:t>780</w:t>
+              <w:t>0</w:t>
             </w:r>
           </w:p>
         </w:tc>
@@ -3284,7 +3284,7 @@
                 <w:rFonts w:ascii="Times New Roman" w:hAnsi="Times New Roman"/>
                 <w:sz w:val="20"/>
               </w:rPr>
-              <w:t>3510</w:t>
+              <w:t>0</w:t>
             </w:r>
           </w:p>
         </w:tc>
@@ -3299,7 +3299,7 @@
                 <w:rFonts w:ascii="Times New Roman" w:hAnsi="Times New Roman"/>
                 <w:sz w:val="20"/>
               </w:rPr>
-              <w:t>175</w:t>
+              <w:t>0</w:t>
             </w:r>
           </w:p>
         </w:tc>
@@ -3346,7 +3346,7 @@
                 <w:rFonts w:ascii="Times New Roman" w:hAnsi="Times New Roman"/>
                 <w:sz w:val="20"/>
               </w:rPr>
-              <w:t>6</w:t>
+              <w:t>0</w:t>
             </w:r>
           </w:p>
         </w:tc>
@@ -3361,7 +3361,7 @@
                 <w:rFonts w:ascii="Times New Roman" w:hAnsi="Times New Roman"/>
                 <w:sz w:val="20"/>
               </w:rPr>
-              <w:t>6</w:t>
+              <w:t>0</w:t>
             </w:r>
           </w:p>
         </w:tc>
@@ -3376,7 +3376,7 @@
                 <w:rFonts w:ascii="Times New Roman" w:hAnsi="Times New Roman"/>
                 <w:sz w:val="20"/>
               </w:rPr>
-              <w:t>1.000</w:t>
+              <w:t>0.000</w:t>
             </w:r>
           </w:p>
         </w:tc>
@@ -3391,7 +3391,7 @@
                 <w:rFonts w:ascii="Times New Roman" w:hAnsi="Times New Roman"/>
                 <w:sz w:val="20"/>
               </w:rPr>
-              <w:t>0.820</w:t>
+              <w:t>0.000</w:t>
             </w:r>
           </w:p>
         </w:tc>
@@ -3406,7 +3406,7 @@
                 <w:rFonts w:ascii="Times New Roman" w:hAnsi="Times New Roman"/>
                 <w:sz w:val="20"/>
               </w:rPr>
-              <w:t>1.000</w:t>
+              <w:t>0.000</w:t>
             </w:r>
           </w:p>
         </w:tc>
@@ -3421,7 +3421,7 @@
                 <w:rFonts w:ascii="Times New Roman" w:hAnsi="Times New Roman"/>
                 <w:sz w:val="20"/>
               </w:rPr>
-              <w:t>200</w:t>
+              <w:t>0</w:t>
             </w:r>
           </w:p>
         </w:tc>
@@ -3436,7 +3436,7 @@
                 <w:rFonts w:ascii="Times New Roman" w:hAnsi="Times New Roman"/>
                 <w:sz w:val="20"/>
               </w:rPr>
-              <w:t>80</w:t>
+              <w:t>0</w:t>
             </w:r>
           </w:p>
         </w:tc>
@@ -3451,7 +3451,7 @@
                 <w:rFonts w:ascii="Times New Roman" w:hAnsi="Times New Roman"/>
                 <w:sz w:val="20"/>
               </w:rPr>
-              <w:t>360</w:t>
+              <w:t>0</w:t>
             </w:r>
           </w:p>
         </w:tc>
@@ -3466,7 +3466,7 @@
                 <w:rFonts w:ascii="Times New Roman" w:hAnsi="Times New Roman"/>
                 <w:sz w:val="20"/>
               </w:rPr>
-              <w:t>100</w:t>
+              <w:t>0</w:t>
             </w:r>
           </w:p>
         </w:tc>
@@ -3513,7 +3513,7 @@
                 <w:rFonts w:ascii="Times New Roman" w:hAnsi="Times New Roman"/>
                 <w:sz w:val="20"/>
               </w:rPr>
-              <w:t>6</w:t>
+              <w:t>0</w:t>
             </w:r>
           </w:p>
         </w:tc>
@@ -3528,7 +3528,7 @@
                 <w:rFonts w:ascii="Times New Roman" w:hAnsi="Times New Roman"/>
                 <w:sz w:val="20"/>
               </w:rPr>
-              <w:t>6</w:t>
+              <w:t>0</w:t>
             </w:r>
           </w:p>
         </w:tc>
@@ -3543,7 +3543,7 @@
                 <w:rFonts w:ascii="Times New Roman" w:hAnsi="Times New Roman"/>
                 <w:sz w:val="20"/>
               </w:rPr>
-              <w:t>0.920</w:t>
+              <w:t>0.000</w:t>
             </w:r>
           </w:p>
         </w:tc>
@@ -3558,7 +3558,7 @@
                 <w:rFonts w:ascii="Times New Roman" w:hAnsi="Times New Roman"/>
                 <w:sz w:val="20"/>
               </w:rPr>
-              <w:t>0.740</w:t>
+              <w:t>0.000</w:t>
             </w:r>
           </w:p>
         </w:tc>
@@ -3573,7 +3573,7 @@
                 <w:rFonts w:ascii="Times New Roman" w:hAnsi="Times New Roman"/>
                 <w:sz w:val="20"/>
               </w:rPr>
-              <w:t>1.000</w:t>
+              <w:t>0.000</w:t>
             </w:r>
           </w:p>
         </w:tc>
@@ -3588,7 +3588,7 @@
                 <w:rFonts w:ascii="Times New Roman" w:hAnsi="Times New Roman"/>
                 <w:sz w:val="20"/>
               </w:rPr>
-              <w:t>480</w:t>
+              <w:t>0</w:t>
             </w:r>
           </w:p>
         </w:tc>
@@ -3603,7 +3603,7 @@
                 <w:rFonts w:ascii="Times New Roman" w:hAnsi="Times New Roman"/>
                 <w:sz w:val="20"/>
               </w:rPr>
-              <w:t>192</w:t>
+              <w:t>0</w:t>
             </w:r>
           </w:p>
         </w:tc>
@@ -3618,7 +3618,7 @@
                 <w:rFonts w:ascii="Times New Roman" w:hAnsi="Times New Roman"/>
                 <w:sz w:val="20"/>
               </w:rPr>
-              <w:t>864</w:t>
+              <w:t>0</w:t>
             </w:r>
           </w:p>
         </w:tc>
@@ -3633,7 +3633,7 @@
                 <w:rFonts w:ascii="Times New Roman" w:hAnsi="Times New Roman"/>
                 <w:sz w:val="20"/>
               </w:rPr>
-              <w:t>112</w:t>
+              <w:t>0</w:t>
             </w:r>
           </w:p>
         </w:tc>
@@ -3680,7 +3680,7 @@
                 <w:rFonts w:ascii="Times New Roman" w:hAnsi="Times New Roman"/>
                 <w:sz w:val="20"/>
               </w:rPr>
-              <w:t>6</w:t>
+              <w:t>0</w:t>
             </w:r>
           </w:p>
         </w:tc>
@@ -3695,7 +3695,7 @@
                 <w:rFonts w:ascii="Times New Roman" w:hAnsi="Times New Roman"/>
                 <w:sz w:val="20"/>
               </w:rPr>
-              <w:t>5</w:t>
+              <w:t>0</w:t>
             </w:r>
           </w:p>
         </w:tc>
@@ -3710,7 +3710,7 @@
                 <w:rFonts w:ascii="Times New Roman" w:hAnsi="Times New Roman"/>
                 <w:sz w:val="20"/>
               </w:rPr>
-              <w:t>0.830</w:t>
+              <w:t>0.000</w:t>
             </w:r>
           </w:p>
         </w:tc>
@@ -3725,7 +3725,7 @@
                 <w:rFonts w:ascii="Times New Roman" w:hAnsi="Times New Roman"/>
                 <w:sz w:val="20"/>
               </w:rPr>
-              <w:t>0.650</w:t>
+              <w:t>0.000</w:t>
             </w:r>
           </w:p>
         </w:tc>
@@ -3740,7 +3740,7 @@
                 <w:rFonts w:ascii="Times New Roman" w:hAnsi="Times New Roman"/>
                 <w:sz w:val="20"/>
               </w:rPr>
-              <w:t>0.910</w:t>
+              <w:t>0.000</w:t>
             </w:r>
           </w:p>
         </w:tc>
@@ -3755,7 +3755,7 @@
                 <w:rFonts w:ascii="Times New Roman" w:hAnsi="Times New Roman"/>
                 <w:sz w:val="20"/>
               </w:rPr>
-              <w:t>795</w:t>
+              <w:t>0</w:t>
             </w:r>
           </w:p>
         </w:tc>
@@ -3770,7 +3770,7 @@
                 <w:rFonts w:ascii="Times New Roman" w:hAnsi="Times New Roman"/>
                 <w:sz w:val="20"/>
               </w:rPr>
-              <w:t>318</w:t>
+              <w:t>0</w:t>
             </w:r>
           </w:p>
         </w:tc>
@@ -3785,7 +3785,7 @@
                 <w:rFonts w:ascii="Times New Roman" w:hAnsi="Times New Roman"/>
                 <w:sz w:val="20"/>
               </w:rPr>
-              <w:t>1431</w:t>
+              <w:t>0</w:t>
             </w:r>
           </w:p>
         </w:tc>
@@ -3800,7 +3800,7 @@
                 <w:rFonts w:ascii="Times New Roman" w:hAnsi="Times New Roman"/>
                 <w:sz w:val="20"/>
               </w:rPr>
-              <w:t>126</w:t>
+              <w:t>0</w:t>
             </w:r>
           </w:p>
         </w:tc>
@@ -3847,7 +3847,7 @@
                 <w:rFonts w:ascii="Times New Roman" w:hAnsi="Times New Roman"/>
                 <w:sz w:val="20"/>
               </w:rPr>
-              <w:t>6</w:t>
+              <w:t>0</w:t>
             </w:r>
           </w:p>
         </w:tc>
@@ -3862,7 +3862,7 @@
                 <w:rFonts w:ascii="Times New Roman" w:hAnsi="Times New Roman"/>
                 <w:sz w:val="20"/>
               </w:rPr>
-              <w:t>4</w:t>
+              <w:t>0</w:t>
             </w:r>
           </w:p>
         </w:tc>
@@ -3877,7 +3877,7 @@
                 <w:rFonts w:ascii="Times New Roman" w:hAnsi="Times New Roman"/>
                 <w:sz w:val="20"/>
               </w:rPr>
-              <w:t>0.650</w:t>
+              <w:t>0.000</w:t>
             </w:r>
           </w:p>
         </w:tc>
@@ -3892,7 +3892,7 @@
                 <w:rFonts w:ascii="Times New Roman" w:hAnsi="Times New Roman"/>
                 <w:sz w:val="20"/>
               </w:rPr>
-              <w:t>0.470</w:t>
+              <w:t>0.000</w:t>
             </w:r>
           </w:p>
         </w:tc>
@@ -3907,7 +3907,7 @@
                 <w:rFonts w:ascii="Times New Roman" w:hAnsi="Times New Roman"/>
                 <w:sz w:val="20"/>
               </w:rPr>
-              <w:t>0.730</w:t>
+              <w:t>0.000</w:t>
             </w:r>
           </w:p>
         </w:tc>
@@ -3922,7 +3922,7 @@
                 <w:rFonts w:ascii="Times New Roman" w:hAnsi="Times New Roman"/>
                 <w:sz w:val="20"/>
               </w:rPr>
-              <w:t>1425</w:t>
+              <w:t>0</w:t>
             </w:r>
           </w:p>
         </w:tc>
@@ -3937,7 +3937,7 @@
                 <w:rFonts w:ascii="Times New Roman" w:hAnsi="Times New Roman"/>
                 <w:sz w:val="20"/>
               </w:rPr>
-              <w:t>570</w:t>
+              <w:t>0</w:t>
             </w:r>
           </w:p>
         </w:tc>
@@ -3952,7 +3952,7 @@
                 <w:rFonts w:ascii="Times New Roman" w:hAnsi="Times New Roman"/>
                 <w:sz w:val="20"/>
               </w:rPr>
-              <w:t>2565</w:t>
+              <w:t>0</w:t>
             </w:r>
           </w:p>
         </w:tc>
@@ -3967,7 +3967,7 @@
                 <w:rFonts w:ascii="Times New Roman" w:hAnsi="Times New Roman"/>
                 <w:sz w:val="20"/>
               </w:rPr>
-              <w:t>153</w:t>
+              <w:t>0</w:t>
             </w:r>
           </w:p>
         </w:tc>
@@ -4014,7 +4014,7 @@
                 <w:rFonts w:ascii="Times New Roman" w:hAnsi="Times New Roman"/>
                 <w:sz w:val="20"/>
               </w:rPr>
-              <w:t>6</w:t>
+              <w:t>0</w:t>
             </w:r>
           </w:p>
         </w:tc>
@@ -4029,7 +4029,7 @@
                 <w:rFonts w:ascii="Times New Roman" w:hAnsi="Times New Roman"/>
                 <w:sz w:val="20"/>
               </w:rPr>
-              <w:t>3</w:t>
+              <w:t>0</w:t>
             </w:r>
           </w:p>
         </w:tc>
@@ -4044,7 +4044,7 @@
                 <w:rFonts w:ascii="Times New Roman" w:hAnsi="Times New Roman"/>
                 <w:sz w:val="20"/>
               </w:rPr>
-              <w:t>0.450</w:t>
+              <w:t>0.000</w:t>
             </w:r>
           </w:p>
         </w:tc>
@@ -4059,7 +4059,7 @@
                 <w:rFonts w:ascii="Times New Roman" w:hAnsi="Times New Roman"/>
                 <w:sz w:val="20"/>
               </w:rPr>
-              <w:t>0.270</w:t>
+              <w:t>0.000</w:t>
             </w:r>
           </w:p>
         </w:tc>
@@ -4074,7 +4074,7 @@
                 <w:rFonts w:ascii="Times New Roman" w:hAnsi="Times New Roman"/>
                 <w:sz w:val="20"/>
               </w:rPr>
-              <w:t>0.530</w:t>
+              <w:t>0.000</w:t>
             </w:r>
           </w:p>
         </w:tc>
@@ -4089,7 +4089,7 @@
                 <w:rFonts w:ascii="Times New Roman" w:hAnsi="Times New Roman"/>
                 <w:sz w:val="20"/>
               </w:rPr>
-              <w:t>2125</w:t>
+              <w:t>0</w:t>
             </w:r>
           </w:p>
         </w:tc>
@@ -4104,7 +4104,7 @@
                 <w:rFonts w:ascii="Times New Roman" w:hAnsi="Times New Roman"/>
                 <w:sz w:val="20"/>
               </w:rPr>
-              <w:t>850</w:t>
+              <w:t>0</w:t>
             </w:r>
           </w:p>
         </w:tc>
@@ -4119,7 +4119,7 @@
                 <w:rFonts w:ascii="Times New Roman" w:hAnsi="Times New Roman"/>
                 <w:sz w:val="20"/>
               </w:rPr>
-              <w:t>3825</w:t>
+              <w:t>0</w:t>
             </w:r>
           </w:p>
         </w:tc>
@@ -4134,7 +4134,7 @@
                 <w:rFonts w:ascii="Times New Roman" w:hAnsi="Times New Roman"/>
                 <w:sz w:val="20"/>
               </w:rPr>
-              <w:t>183</w:t>
+              <w:t>0</w:t>
             </w:r>
           </w:p>
         </w:tc>
@@ -4181,7 +4181,7 @@
                 <w:rFonts w:ascii="Times New Roman" w:hAnsi="Times New Roman"/>
                 <w:sz w:val="20"/>
               </w:rPr>
-              <w:t>6</w:t>
+              <w:t>0</w:t>
             </w:r>
           </w:p>
         </w:tc>
@@ -4196,7 +4196,7 @@
                 <w:rFonts w:ascii="Times New Roman" w:hAnsi="Times New Roman"/>
                 <w:sz w:val="20"/>
               </w:rPr>
-              <w:t>6</w:t>
+              <w:t>0</w:t>
             </w:r>
           </w:p>
         </w:tc>
@@ -4211,7 +4211,7 @@
                 <w:rFonts w:ascii="Times New Roman" w:hAnsi="Times New Roman"/>
                 <w:sz w:val="20"/>
               </w:rPr>
-              <w:t>1.000</w:t>
+              <w:t>0.000</w:t>
             </w:r>
           </w:p>
         </w:tc>
@@ -4226,7 +4226,7 @@
                 <w:rFonts w:ascii="Times New Roman" w:hAnsi="Times New Roman"/>
                 <w:sz w:val="20"/>
               </w:rPr>
-              <w:t>0.820</w:t>
+              <w:t>0.000</w:t>
             </w:r>
           </w:p>
         </w:tc>
@@ -4241,7 +4241,7 @@
                 <w:rFonts w:ascii="Times New Roman" w:hAnsi="Times New Roman"/>
                 <w:sz w:val="20"/>
               </w:rPr>
-              <w:t>1.000</w:t>
+              <w:t>0.000</w:t>
             </w:r>
           </w:p>
         </w:tc>
@@ -4256,7 +4256,7 @@
                 <w:rFonts w:ascii="Times New Roman" w:hAnsi="Times New Roman"/>
                 <w:sz w:val="20"/>
               </w:rPr>
-              <w:t>200</w:t>
+              <w:t>0</w:t>
             </w:r>
           </w:p>
         </w:tc>
@@ -4271,7 +4271,7 @@
                 <w:rFonts w:ascii="Times New Roman" w:hAnsi="Times New Roman"/>
                 <w:sz w:val="20"/>
               </w:rPr>
-              <w:t>80</w:t>
+              <w:t>0</w:t>
             </w:r>
           </w:p>
         </w:tc>
@@ -4286,7 +4286,7 @@
                 <w:rFonts w:ascii="Times New Roman" w:hAnsi="Times New Roman"/>
                 <w:sz w:val="20"/>
               </w:rPr>
-              <w:t>360</w:t>
+              <w:t>0</w:t>
             </w:r>
           </w:p>
         </w:tc>
@@ -4301,7 +4301,7 @@
                 <w:rFonts w:ascii="Times New Roman" w:hAnsi="Times New Roman"/>
                 <w:sz w:val="20"/>
               </w:rPr>
-              <w:t>100</w:t>
+              <w:t>0</w:t>
             </w:r>
           </w:p>
         </w:tc>
@@ -4348,7 +4348,7 @@
                 <w:rFonts w:ascii="Times New Roman" w:hAnsi="Times New Roman"/>
                 <w:sz w:val="20"/>
               </w:rPr>
-              <w:t>6</w:t>
+              <w:t>0</w:t>
             </w:r>
           </w:p>
         </w:tc>
@@ -4363,7 +4363,7 @@
                 <w:rFonts w:ascii="Times New Roman" w:hAnsi="Times New Roman"/>
                 <w:sz w:val="20"/>
               </w:rPr>
-              <w:t>5</w:t>
+              <w:t>0</w:t>
             </w:r>
           </w:p>
         </w:tc>
@@ -4378,7 +4378,7 @@
                 <w:rFonts w:ascii="Times New Roman" w:hAnsi="Times New Roman"/>
                 <w:sz w:val="20"/>
               </w:rPr>
-              <w:t>0.880</w:t>
+              <w:t>0.000</w:t>
             </w:r>
           </w:p>
         </w:tc>
@@ -4393,7 +4393,7 @@
                 <w:rFonts w:ascii="Times New Roman" w:hAnsi="Times New Roman"/>
                 <w:sz w:val="20"/>
               </w:rPr>
-              <w:t>0.700</w:t>
+              <w:t>0.000</w:t>
             </w:r>
           </w:p>
         </w:tc>
@@ -4408,7 +4408,7 @@
                 <w:rFonts w:ascii="Times New Roman" w:hAnsi="Times New Roman"/>
                 <w:sz w:val="20"/>
               </w:rPr>
-              <w:t>0.960</w:t>
+              <w:t>0.000</w:t>
             </w:r>
           </w:p>
         </w:tc>
@@ -4423,7 +4423,7 @@
                 <w:rFonts w:ascii="Times New Roman" w:hAnsi="Times New Roman"/>
                 <w:sz w:val="20"/>
               </w:rPr>
-              <w:t>620</w:t>
+              <w:t>0</w:t>
             </w:r>
           </w:p>
         </w:tc>
@@ -4438,7 +4438,7 @@
                 <w:rFonts w:ascii="Times New Roman" w:hAnsi="Times New Roman"/>
                 <w:sz w:val="20"/>
               </w:rPr>
-              <w:t>248</w:t>
+              <w:t>0</w:t>
             </w:r>
           </w:p>
         </w:tc>
@@ -4453,7 +4453,7 @@
                 <w:rFonts w:ascii="Times New Roman" w:hAnsi="Times New Roman"/>
                 <w:sz w:val="20"/>
               </w:rPr>
-              <w:t>1116</w:t>
+              <w:t>0</w:t>
             </w:r>
           </w:p>
         </w:tc>
@@ -4468,7 +4468,7 @@
                 <w:rFonts w:ascii="Times New Roman" w:hAnsi="Times New Roman"/>
                 <w:sz w:val="20"/>
               </w:rPr>
-              <w:t>118</w:t>
+              <w:t>0</w:t>
             </w:r>
           </w:p>
         </w:tc>
@@ -4515,7 +4515,7 @@
                 <w:rFonts w:ascii="Times New Roman" w:hAnsi="Times New Roman"/>
                 <w:sz w:val="20"/>
               </w:rPr>
-              <w:t>6</w:t>
+              <w:t>0</w:t>
             </w:r>
           </w:p>
         </w:tc>
@@ -4530,7 +4530,7 @@
                 <w:rFonts w:ascii="Times New Roman" w:hAnsi="Times New Roman"/>
                 <w:sz w:val="20"/>
               </w:rPr>
-              <w:t>5</w:t>
+              <w:t>0</w:t>
             </w:r>
           </w:p>
         </w:tc>
@@ -4545,7 +4545,7 @@
                 <w:rFonts w:ascii="Times New Roman" w:hAnsi="Times New Roman"/>
                 <w:sz w:val="20"/>
               </w:rPr>
-              <w:t>0.780</w:t>
+              <w:t>0.000</w:t>
             </w:r>
           </w:p>
         </w:tc>
@@ -4560,7 +4560,7 @@
                 <w:rFonts w:ascii="Times New Roman" w:hAnsi="Times New Roman"/>
                 <w:sz w:val="20"/>
               </w:rPr>
-              <w:t>0.600</w:t>
+              <w:t>0.000</w:t>
             </w:r>
           </w:p>
         </w:tc>
@@ -4575,7 +4575,7 @@
                 <w:rFonts w:ascii="Times New Roman" w:hAnsi="Times New Roman"/>
                 <w:sz w:val="20"/>
               </w:rPr>
-              <w:t>0.860</w:t>
+              <w:t>0.000</w:t>
             </w:r>
           </w:p>
         </w:tc>
@@ -4590,7 +4590,7 @@
                 <w:rFonts w:ascii="Times New Roman" w:hAnsi="Times New Roman"/>
                 <w:sz w:val="20"/>
               </w:rPr>
-              <w:t>970</w:t>
+              <w:t>0</w:t>
             </w:r>
           </w:p>
         </w:tc>
@@ -4605,7 +4605,7 @@
                 <w:rFonts w:ascii="Times New Roman" w:hAnsi="Times New Roman"/>
                 <w:sz w:val="20"/>
               </w:rPr>
-              <w:t>388</w:t>
+              <w:t>0</w:t>
             </w:r>
           </w:p>
         </w:tc>
@@ -4620,7 +4620,7 @@
                 <w:rFonts w:ascii="Times New Roman" w:hAnsi="Times New Roman"/>
                 <w:sz w:val="20"/>
               </w:rPr>
-              <w:t>1746</w:t>
+              <w:t>0</w:t>
             </w:r>
           </w:p>
         </w:tc>
@@ -4635,7 +4635,7 @@
                 <w:rFonts w:ascii="Times New Roman" w:hAnsi="Times New Roman"/>
                 <w:sz w:val="20"/>
               </w:rPr>
-              <w:t>133</w:t>
+              <w:t>0</w:t>
             </w:r>
           </w:p>
         </w:tc>
@@ -4682,7 +4682,7 @@
                 <w:rFonts w:ascii="Times New Roman" w:hAnsi="Times New Roman"/>
                 <w:sz w:val="20"/>
               </w:rPr>
-              <w:t>6</w:t>
+              <w:t>0</w:t>
             </w:r>
           </w:p>
         </w:tc>
@@ -4697,7 +4697,7 @@
                 <w:rFonts w:ascii="Times New Roman" w:hAnsi="Times New Roman"/>
                 <w:sz w:val="20"/>
               </w:rPr>
-              <w:t>3</w:t>
+              <w:t>0</w:t>
             </w:r>
           </w:p>
         </w:tc>
@@ -4712,7 +4712,7 @@
                 <w:rFonts w:ascii="Times New Roman" w:hAnsi="Times New Roman"/>
                 <w:sz w:val="20"/>
               </w:rPr>
-              <w:t>0.580</w:t>
+              <w:t>0.000</w:t>
             </w:r>
           </w:p>
         </w:tc>
@@ -4727,7 +4727,7 @@
                 <w:rFonts w:ascii="Times New Roman" w:hAnsi="Times New Roman"/>
                 <w:sz w:val="20"/>
               </w:rPr>
-              <w:t>0.400</w:t>
+              <w:t>0.000</w:t>
             </w:r>
           </w:p>
         </w:tc>
@@ -4742,7 +4742,7 @@
                 <w:rFonts w:ascii="Times New Roman" w:hAnsi="Times New Roman"/>
                 <w:sz w:val="20"/>
               </w:rPr>
-              <w:t>0.660</w:t>
+              <w:t>0.000</w:t>
             </w:r>
           </w:p>
         </w:tc>
@@ -4757,7 +4757,7 @@
                 <w:rFonts w:ascii="Times New Roman" w:hAnsi="Times New Roman"/>
                 <w:sz w:val="20"/>
               </w:rPr>
-              <w:t>1670</w:t>
+              <w:t>0</w:t>
             </w:r>
           </w:p>
         </w:tc>
@@ -4772,7 +4772,7 @@
                 <w:rFonts w:ascii="Times New Roman" w:hAnsi="Times New Roman"/>
                 <w:sz w:val="20"/>
               </w:rPr>
-              <w:t>668</w:t>
+              <w:t>0</w:t>
             </w:r>
           </w:p>
         </w:tc>
@@ -4787,7 +4787,7 @@
                 <w:rFonts w:ascii="Times New Roman" w:hAnsi="Times New Roman"/>
                 <w:sz w:val="20"/>
               </w:rPr>
-              <w:t>3006</w:t>
+              <w:t>0</w:t>
             </w:r>
           </w:p>
         </w:tc>
@@ -4802,7 +4802,7 @@
                 <w:rFonts w:ascii="Times New Roman" w:hAnsi="Times New Roman"/>
                 <w:sz w:val="20"/>
               </w:rPr>
-              <w:t>163</w:t>
+              <w:t>0</w:t>
             </w:r>
           </w:p>
         </w:tc>
@@ -4849,7 +4849,7 @@
                 <w:rFonts w:ascii="Times New Roman" w:hAnsi="Times New Roman"/>
                 <w:sz w:val="20"/>
               </w:rPr>
-              <w:t>6</w:t>
+              <w:t>0</w:t>
             </w:r>
           </w:p>
         </w:tc>
@@ -4864,7 +4864,7 @@
                 <w:rFonts w:ascii="Times New Roman" w:hAnsi="Times New Roman"/>
                 <w:sz w:val="20"/>
               </w:rPr>
-              <w:t>2</w:t>
+              <w:t>0</w:t>
             </w:r>
           </w:p>
         </w:tc>
@@ -4879,7 +4879,7 @@
                 <w:rFonts w:ascii="Times New Roman" w:hAnsi="Times New Roman"/>
                 <w:sz w:val="20"/>
               </w:rPr>
-              <w:t>0.380</w:t>
+              <w:t>0.000</w:t>
             </w:r>
           </w:p>
         </w:tc>
@@ -4894,7 +4894,7 @@
                 <w:rFonts w:ascii="Times New Roman" w:hAnsi="Times New Roman"/>
                 <w:sz w:val="20"/>
               </w:rPr>
-              <w:t>0.200</w:t>
+              <w:t>0.000</w:t>
             </w:r>
           </w:p>
         </w:tc>
@@ -4909,7 +4909,7 @@
                 <w:rFonts w:ascii="Times New Roman" w:hAnsi="Times New Roman"/>
                 <w:sz w:val="20"/>
               </w:rPr>
-              <w:t>0.460</w:t>
+              <w:t>0.000</w:t>
             </w:r>
           </w:p>
         </w:tc>
@@ -4924,7 +4924,7 @@
                 <w:rFonts w:ascii="Times New Roman" w:hAnsi="Times New Roman"/>
                 <w:sz w:val="20"/>
               </w:rPr>
-              <w:t>2370</w:t>
+              <w:t>0</w:t>
             </w:r>
           </w:p>
         </w:tc>
@@ -4939,7 +4939,7 @@
                 <w:rFonts w:ascii="Times New Roman" w:hAnsi="Times New Roman"/>
                 <w:sz w:val="20"/>
               </w:rPr>
-              <w:t>948</w:t>
+              <w:t>0</w:t>
             </w:r>
           </w:p>
         </w:tc>
@@ -4954,7 +4954,7 @@
                 <w:rFonts w:ascii="Times New Roman" w:hAnsi="Times New Roman"/>
                 <w:sz w:val="20"/>
               </w:rPr>
-              <w:t>4266</w:t>
+              <w:t>0</w:t>
             </w:r>
           </w:p>
         </w:tc>
@@ -4969,7 +4969,7 @@
                 <w:rFonts w:ascii="Times New Roman" w:hAnsi="Times New Roman"/>
                 <w:sz w:val="20"/>
               </w:rPr>
-              <w:t>193</w:t>
+              <w:t>0</w:t>
             </w:r>
           </w:p>
         </w:tc>
@@ -5016,7 +5016,7 @@
                 <w:rFonts w:ascii="Times New Roman" w:hAnsi="Times New Roman"/>
                 <w:sz w:val="20"/>
               </w:rPr>
-              <w:t>6</w:t>
+              <w:t>0</w:t>
             </w:r>
           </w:p>
         </w:tc>
@@ -5031,7 +5031,7 @@
                 <w:rFonts w:ascii="Times New Roman" w:hAnsi="Times New Roman"/>
                 <w:sz w:val="20"/>
               </w:rPr>
-              <w:t>6</w:t>
+              <w:t>0</w:t>
             </w:r>
           </w:p>
         </w:tc>
@@ -5046,7 +5046,7 @@
                 <w:rFonts w:ascii="Times New Roman" w:hAnsi="Times New Roman"/>
                 <w:sz w:val="20"/>
               </w:rPr>
-              <w:t>1.000</w:t>
+              <w:t>0.000</w:t>
             </w:r>
           </w:p>
         </w:tc>
@@ -5061,7 +5061,7 @@
                 <w:rFonts w:ascii="Times New Roman" w:hAnsi="Times New Roman"/>
                 <w:sz w:val="20"/>
               </w:rPr>
-              <w:t>0.820</w:t>
+              <w:t>0.000</w:t>
             </w:r>
           </w:p>
         </w:tc>
@@ -5076,7 +5076,7 @@
                 <w:rFonts w:ascii="Times New Roman" w:hAnsi="Times New Roman"/>
                 <w:sz w:val="20"/>
               </w:rPr>
-              <w:t>1.000</w:t>
+              <w:t>0.000</w:t>
             </w:r>
           </w:p>
         </w:tc>
@@ -5091,7 +5091,7 @@
                 <w:rFonts w:ascii="Times New Roman" w:hAnsi="Times New Roman"/>
                 <w:sz w:val="20"/>
               </w:rPr>
-              <w:t>200</w:t>
+              <w:t>0</w:t>
             </w:r>
           </w:p>
         </w:tc>
@@ -5106,7 +5106,7 @@
                 <w:rFonts w:ascii="Times New Roman" w:hAnsi="Times New Roman"/>
                 <w:sz w:val="20"/>
               </w:rPr>
-              <w:t>80</w:t>
+              <w:t>0</w:t>
             </w:r>
           </w:p>
         </w:tc>
@@ -5121,7 +5121,7 @@
                 <w:rFonts w:ascii="Times New Roman" w:hAnsi="Times New Roman"/>
                 <w:sz w:val="20"/>
               </w:rPr>
-              <w:t>360</w:t>
+              <w:t>0</w:t>
             </w:r>
           </w:p>
         </w:tc>
@@ -5136,7 +5136,7 @@
                 <w:rFonts w:ascii="Times New Roman" w:hAnsi="Times New Roman"/>
                 <w:sz w:val="20"/>
               </w:rPr>
-              <w:t>100</w:t>
+              <w:t>0</w:t>
             </w:r>
           </w:p>
         </w:tc>
@@ -5183,7 +5183,7 @@
                 <w:rFonts w:ascii="Times New Roman" w:hAnsi="Times New Roman"/>
                 <w:sz w:val="20"/>
               </w:rPr>
-              <w:t>6</w:t>
+              <w:t>0</w:t>
             </w:r>
           </w:p>
         </w:tc>
@@ -5198,7 +5198,7 @@
                 <w:rFonts w:ascii="Times New Roman" w:hAnsi="Times New Roman"/>
                 <w:sz w:val="20"/>
               </w:rPr>
-              <w:t>6</w:t>
+              <w:t>0</w:t>
             </w:r>
           </w:p>
         </w:tc>
@@ -5213,7 +5213,7 @@
                 <w:rFonts w:ascii="Times New Roman" w:hAnsi="Times New Roman"/>
                 <w:sz w:val="20"/>
               </w:rPr>
-              <w:t>0.960</w:t>
+              <w:t>0.000</w:t>
             </w:r>
           </w:p>
         </w:tc>
@@ -5228,7 +5228,7 @@
                 <w:rFonts w:ascii="Times New Roman" w:hAnsi="Times New Roman"/>
                 <w:sz w:val="20"/>
               </w:rPr>
-              <w:t>0.780</w:t>
+              <w:t>0.000</w:t>
             </w:r>
           </w:p>
         </w:tc>
@@ -5243,7 +5243,7 @@
                 <w:rFonts w:ascii="Times New Roman" w:hAnsi="Times New Roman"/>
                 <w:sz w:val="20"/>
               </w:rPr>
-              <w:t>1.000</w:t>
+              <w:t>0.000</w:t>
             </w:r>
           </w:p>
         </w:tc>
@@ -5258,7 +5258,7 @@
                 <w:rFonts w:ascii="Times New Roman" w:hAnsi="Times New Roman"/>
                 <w:sz w:val="20"/>
               </w:rPr>
-              <w:t>340</w:t>
+              <w:t>0</w:t>
             </w:r>
           </w:p>
         </w:tc>
@@ -5273,7 +5273,7 @@
                 <w:rFonts w:ascii="Times New Roman" w:hAnsi="Times New Roman"/>
                 <w:sz w:val="20"/>
               </w:rPr>
-              <w:t>136</w:t>
+              <w:t>0</w:t>
             </w:r>
           </w:p>
         </w:tc>
@@ -5288,7 +5288,7 @@
                 <w:rFonts w:ascii="Times New Roman" w:hAnsi="Times New Roman"/>
                 <w:sz w:val="20"/>
               </w:rPr>
-              <w:t>612</w:t>
+              <w:t>0</w:t>
             </w:r>
           </w:p>
         </w:tc>
@@ -5303,7 +5303,7 @@
                 <w:rFonts w:ascii="Times New Roman" w:hAnsi="Times New Roman"/>
                 <w:sz w:val="20"/>
               </w:rPr>
-              <w:t>106</w:t>
+              <w:t>0</w:t>
             </w:r>
           </w:p>
         </w:tc>
@@ -5350,7 +5350,7 @@
                 <w:rFonts w:ascii="Times New Roman" w:hAnsi="Times New Roman"/>
                 <w:sz w:val="20"/>
               </w:rPr>
-              <w:t>6</w:t>
+              <w:t>0</w:t>
             </w:r>
           </w:p>
         </w:tc>
@@ -5365,7 +5365,7 @@
                 <w:rFonts w:ascii="Times New Roman" w:hAnsi="Times New Roman"/>
                 <w:sz w:val="20"/>
               </w:rPr>
-              <w:t>5</w:t>
+              <w:t>0</w:t>
             </w:r>
           </w:p>
         </w:tc>
@@ -5380,7 +5380,7 @@
                 <w:rFonts w:ascii="Times New Roman" w:hAnsi="Times New Roman"/>
                 <w:sz w:val="20"/>
               </w:rPr>
-              <w:t>0.860</w:t>
+              <w:t>0.000</w:t>
             </w:r>
           </w:p>
         </w:tc>
@@ -5395,7 +5395,7 @@
                 <w:rFonts w:ascii="Times New Roman" w:hAnsi="Times New Roman"/>
                 <w:sz w:val="20"/>
               </w:rPr>
-              <w:t>0.680</w:t>
+              <w:t>0.000</w:t>
             </w:r>
           </w:p>
         </w:tc>
@@ -5410,7 +5410,7 @@
                 <w:rFonts w:ascii="Times New Roman" w:hAnsi="Times New Roman"/>
                 <w:sz w:val="20"/>
               </w:rPr>
-              <w:t>0.940</w:t>
+              <w:t>0.000</w:t>
             </w:r>
           </w:p>
         </w:tc>
@@ -5425,7 +5425,7 @@
                 <w:rFonts w:ascii="Times New Roman" w:hAnsi="Times New Roman"/>
                 <w:sz w:val="20"/>
               </w:rPr>
-              <w:t>690</w:t>
+              <w:t>0</w:t>
             </w:r>
           </w:p>
         </w:tc>
@@ -5440,7 +5440,7 @@
                 <w:rFonts w:ascii="Times New Roman" w:hAnsi="Times New Roman"/>
                 <w:sz w:val="20"/>
               </w:rPr>
-              <w:t>276</w:t>
+              <w:t>0</w:t>
             </w:r>
           </w:p>
         </w:tc>
@@ -5455,7 +5455,7 @@
                 <w:rFonts w:ascii="Times New Roman" w:hAnsi="Times New Roman"/>
                 <w:sz w:val="20"/>
               </w:rPr>
-              <w:t>1242</w:t>
+              <w:t>0</w:t>
             </w:r>
           </w:p>
         </w:tc>
@@ -5470,7 +5470,7 @@
                 <w:rFonts w:ascii="Times New Roman" w:hAnsi="Times New Roman"/>
                 <w:sz w:val="20"/>
               </w:rPr>
-              <w:t>121</w:t>
+              <w:t>0</w:t>
             </w:r>
           </w:p>
         </w:tc>
@@ -5517,7 +5517,7 @@
                 <w:rFonts w:ascii="Times New Roman" w:hAnsi="Times New Roman"/>
                 <w:sz w:val="20"/>
               </w:rPr>
-              <w:t>6</w:t>
+              <w:t>0</w:t>
             </w:r>
           </w:p>
         </w:tc>
@@ -5532,7 +5532,7 @@
                 <w:rFonts w:ascii="Times New Roman" w:hAnsi="Times New Roman"/>
                 <w:sz w:val="20"/>
               </w:rPr>
-              <w:t>4</w:t>
+              <w:t>0</w:t>
             </w:r>
           </w:p>
         </w:tc>
@@ -5547,7 +5547,7 @@
                 <w:rFonts w:ascii="Times New Roman" w:hAnsi="Times New Roman"/>
                 <w:sz w:val="20"/>
               </w:rPr>
-              <w:t>0.720</w:t>
+              <w:t>0.000</w:t>
             </w:r>
           </w:p>
         </w:tc>
@@ -5562,7 +5562,7 @@
                 <w:rFonts w:ascii="Times New Roman" w:hAnsi="Times New Roman"/>
                 <w:sz w:val="20"/>
               </w:rPr>
-              <w:t>0.540</w:t>
+              <w:t>0.000</w:t>
             </w:r>
           </w:p>
         </w:tc>
@@ -5577,7 +5577,7 @@
                 <w:rFonts w:ascii="Times New Roman" w:hAnsi="Times New Roman"/>
                 <w:sz w:val="20"/>
               </w:rPr>
-              <w:t>0.800</w:t>
+              <w:t>0.000</w:t>
             </w:r>
           </w:p>
         </w:tc>
@@ -5592,7 +5592,7 @@
                 <w:rFonts w:ascii="Times New Roman" w:hAnsi="Times New Roman"/>
                 <w:sz w:val="20"/>
               </w:rPr>
-              <w:t>1180</w:t>
+              <w:t>0</w:t>
             </w:r>
           </w:p>
         </w:tc>
@@ -5607,7 +5607,7 @@
                 <w:rFonts w:ascii="Times New Roman" w:hAnsi="Times New Roman"/>
                 <w:sz w:val="20"/>
               </w:rPr>
-              <w:t>472</w:t>
+              <w:t>0</w:t>
             </w:r>
           </w:p>
         </w:tc>
@@ -5622,7 +5622,7 @@
                 <w:rFonts w:ascii="Times New Roman" w:hAnsi="Times New Roman"/>
                 <w:sz w:val="20"/>
               </w:rPr>
-              <w:t>2124</w:t>
+              <w:t>0</w:t>
             </w:r>
           </w:p>
         </w:tc>
@@ -5637,7 +5637,7 @@
                 <w:rFonts w:ascii="Times New Roman" w:hAnsi="Times New Roman"/>
                 <w:sz w:val="20"/>
               </w:rPr>
-              <w:t>142</w:t>
+              <w:t>0</w:t>
             </w:r>
           </w:p>
         </w:tc>
@@ -5684,7 +5684,7 @@
                 <w:rFonts w:ascii="Times New Roman" w:hAnsi="Times New Roman"/>
                 <w:sz w:val="20"/>
               </w:rPr>
-              <w:t>6</w:t>
+              <w:t>0</w:t>
             </w:r>
           </w:p>
         </w:tc>
@@ -5699,7 +5699,7 @@
                 <w:rFonts w:ascii="Times New Roman" w:hAnsi="Times New Roman"/>
                 <w:sz w:val="20"/>
               </w:rPr>
-              <w:t>3</w:t>
+              <w:t>0</w:t>
             </w:r>
           </w:p>
         </w:tc>
@@ -5714,7 +5714,7 @@
                 <w:rFonts w:ascii="Times New Roman" w:hAnsi="Times New Roman"/>
                 <w:sz w:val="20"/>
               </w:rPr>
-              <w:t>0.520</w:t>
+              <w:t>0.000</w:t>
             </w:r>
           </w:p>
         </w:tc>
@@ -5729,7 +5729,7 @@
                 <w:rFonts w:ascii="Times New Roman" w:hAnsi="Times New Roman"/>
                 <w:sz w:val="20"/>
               </w:rPr>
-              <w:t>0.340</w:t>
+              <w:t>0.000</w:t>
             </w:r>
           </w:p>
         </w:tc>
@@ -5744,7 +5744,7 @@
                 <w:rFonts w:ascii="Times New Roman" w:hAnsi="Times New Roman"/>
                 <w:sz w:val="20"/>
               </w:rPr>
-              <w:t>0.600</w:t>
+              <w:t>0.000</w:t>
             </w:r>
           </w:p>
         </w:tc>
@@ -5759,7 +5759,7 @@
                 <w:rFonts w:ascii="Times New Roman" w:hAnsi="Times New Roman"/>
                 <w:sz w:val="20"/>
               </w:rPr>
-              <w:t>1880</w:t>
+              <w:t>0</w:t>
             </w:r>
           </w:p>
         </w:tc>
@@ -5774,7 +5774,7 @@
                 <w:rFonts w:ascii="Times New Roman" w:hAnsi="Times New Roman"/>
                 <w:sz w:val="20"/>
               </w:rPr>
-              <w:t>752</w:t>
+              <w:t>0</w:t>
             </w:r>
           </w:p>
         </w:tc>
@@ -5789,7 +5789,7 @@
                 <w:rFonts w:ascii="Times New Roman" w:hAnsi="Times New Roman"/>
                 <w:sz w:val="20"/>
               </w:rPr>
-              <w:t>3384</w:t>
+              <w:t>0</w:t>
             </w:r>
           </w:p>
         </w:tc>
@@ -5804,7 +5804,7 @@
                 <w:rFonts w:ascii="Times New Roman" w:hAnsi="Times New Roman"/>
                 <w:sz w:val="20"/>
               </w:rPr>
-              <w:t>172</w:t>
+              <w:t>0</w:t>
             </w:r>
           </w:p>
         </w:tc>
@@ -5854,7 +5854,7 @@
                 <w:b/>
                 <w:sz w:val="20"/>
               </w:rPr>
-              <w:t>150 (DRYRUN_LABELED - laptop dry-run placeholder; swap with real W7 --full overnight qwen/deepseek adaptive run numbers when available)</w:t>
+              <w:t>150 (SMOKE_RUN_20260826 — seeded W7 weekend smoke run numbers 2026-08-26 (MockProvider), will be upgraded to real Ollama adaptive LLM numbers after overnight W7 --full GPU run)</w:t>
             </w:r>
           </w:p>
         </w:tc>
@@ -5870,7 +5870,7 @@
                 <w:b/>
                 <w:sz w:val="20"/>
               </w:rPr>
-              <w:t>117</w:t>
+              <w:t>150</w:t>
             </w:r>
           </w:p>
         </w:tc>
@@ -5886,7 +5886,7 @@
                 <w:b/>
                 <w:sz w:val="20"/>
               </w:rPr>
-              <w:t>0.780 (DRYRUN_LABELED - laptop dry-run placeholder; swap with real W7 --full overnight qwen/deepseek adaptive run numbers when available)</w:t>
+              <w:t>1.000 (SMOKE_RUN_20260826 — seeded W7 weekend smoke run numbers 2026-08-26 (MockProvider), will be upgraded to real Ollama adaptive LLM numbers after overnight W7 --full GPU run)</w:t>
             </w:r>
           </w:p>
         </w:tc>
@@ -5902,7 +5902,7 @@
                 <w:b/>
                 <w:sz w:val="20"/>
               </w:rPr>
-              <w:t>0.702 (DRYRUN_LABELED - laptop dry-run placeholder; swap with real W7 --full overnight qwen/deepseek adaptive run numbers when available)</w:t>
+              <w:t>0.438 (SMOKE_RUN_20260826 — seeded W7 weekend smoke run numbers 2026-08-26 (MockProvider), will be upgraded to real Ollama adaptive LLM numbers after overnight W7 --full GPU run)</w:t>
             </w:r>
           </w:p>
         </w:tc>
@@ -5918,7 +5918,7 @@
                 <w:b/>
                 <w:sz w:val="20"/>
               </w:rPr>
-              <w:t>0.843 (DRYRUN_LABELED - laptop dry-run placeholder; swap with real W7 --full overnight qwen/deepseek adaptive run numbers when available)</w:t>
+              <w:t>1.000 (SMOKE_RUN_20260826 — seeded W7 weekend smoke run numbers 2026-08-26 (MockProvider), will be upgraded to real Ollama adaptive LLM numbers after overnight W7 --full GPU run)</w:t>
             </w:r>
           </w:p>
         </w:tc>
@@ -5934,7 +5934,7 @@
                 <w:b/>
                 <w:sz w:val="20"/>
               </w:rPr>
-              <w:t>1008</w:t>
+              <w:t>0.11</w:t>
             </w:r>
           </w:p>
         </w:tc>
@@ -5950,7 +5950,7 @@
                 <w:b/>
                 <w:sz w:val="20"/>
               </w:rPr>
-              <w:t>80</w:t>
+              <w:t>0</w:t>
             </w:r>
           </w:p>
         </w:tc>
@@ -5966,7 +5966,7 @@
                 <w:b/>
                 <w:sz w:val="20"/>
               </w:rPr>
-              <w:t>4266</w:t>
+              <w:t>1</w:t>
             </w:r>
           </w:p>
         </w:tc>
@@ -5982,7 +5982,7 @@
                 <w:b/>
                 <w:sz w:val="20"/>
               </w:rPr>
-              <w:t>3368</w:t>
+              <w:t>249</w:t>
             </w:r>
           </w:p>
         </w:tc>
@@ -6046,7 +6046,7 @@
           <w:rFonts w:ascii="Times New Roman" w:hAnsi="Times New Roman"/>
           <w:sz w:val="24"/>
         </w:rPr>
-        <w:t>The overall HumanEval pass@1 is reported as `0.932 (DRYRUN_LABELED - laptop dry-run placeholder; swap with real W7 --full overnight qwen/deepseek adaptive run numbers when available)`. Based on the published literature for the qwen2.5-coder 7B family, a target pass@1 interval of 40-55% is considered a realistic expectation for a 7-billion-parameter quantised model running in a single-generation, laptop-first configuration without speculative decoding, ensemble voting, or external retrieval beyond the Noesis C1 store. Any result within this interval would validate that the Vidya coding agent, when orchestrated through the Noesis pipeline, does not materially underperform the stand-alone model baseline, which in turn would justify the interpretability and determinism gains conferred by the Sanskrit-engineered agent decomposition as a cost-free architectural improvement rather than a performance trade-off.</w:t>
+        <w:t>The overall HumanEval pass@1 is reported as `1.000 (SMOKE_RUN_20260826 — seeded W7 weekend smoke run numbers 2026-08-26 (MockProvider), will be upgraded to real Ollama adaptive LLM numbers after overnight W7 --full GPU run)`. Based on the published literature for the qwen2.5-coder 7B family, a target pass@1 interval of 40-55% is considered a realistic expectation for a 7-billion-parameter quantised model running in a single-generation, laptop-first configuration without speculative decoding, ensemble voting, or external retrieval beyond the Noesis C1 store. Any result within this interval would validate that the Vidya coding agent, when orchestrated through the Noesis pipeline, does not materially underperform the stand-alone model baseline, which in turn would justify the interpretability and determinism gains conferred by the Sanskrit-engineered agent decomposition as a cost-free architectural improvement rather than a performance trade-off.</w:t>
       </w:r>
     </w:p>
     <w:p>
@@ -6234,7 +6234,7 @@
                 <w:rFonts w:ascii="Times New Roman" w:hAnsi="Times New Roman"/>
                 <w:sz w:val="20"/>
               </w:rPr>
-              <w:t>0.98</w:t>
+              <w:t>1.00</w:t>
             </w:r>
           </w:p>
         </w:tc>
@@ -6326,7 +6326,7 @@
                 <w:rFonts w:ascii="Times New Roman" w:hAnsi="Times New Roman"/>
                 <w:sz w:val="20"/>
               </w:rPr>
-              <w:t>0.97</w:t>
+              <w:t>0.00</w:t>
             </w:r>
           </w:p>
         </w:tc>
@@ -6341,7 +6341,7 @@
                 <w:rFonts w:ascii="Times New Roman" w:hAnsi="Times New Roman"/>
                 <w:sz w:val="20"/>
               </w:rPr>
-              <w:t>10</w:t>
+              <w:t>0</w:t>
             </w:r>
           </w:p>
         </w:tc>
@@ -6371,7 +6371,7 @@
                 <w:rFonts w:ascii="Times New Roman" w:hAnsi="Times New Roman"/>
                 <w:sz w:val="20"/>
               </w:rPr>
-              <w:t>1</w:t>
+              <w:t>0</w:t>
             </w:r>
           </w:p>
         </w:tc>
@@ -6418,7 +6418,7 @@
                 <w:rFonts w:ascii="Times New Roman" w:hAnsi="Times New Roman"/>
                 <w:sz w:val="20"/>
               </w:rPr>
-              <w:t>0.96</w:t>
+              <w:t>0.00</w:t>
             </w:r>
           </w:p>
         </w:tc>
@@ -6433,7 +6433,7 @@
                 <w:rFonts w:ascii="Times New Roman" w:hAnsi="Times New Roman"/>
                 <w:sz w:val="20"/>
               </w:rPr>
-              <w:t>10</w:t>
+              <w:t>0</w:t>
             </w:r>
           </w:p>
         </w:tc>
@@ -6463,7 +6463,7 @@
                 <w:rFonts w:ascii="Times New Roman" w:hAnsi="Times New Roman"/>
                 <w:sz w:val="20"/>
               </w:rPr>
-              <w:t>1</w:t>
+              <w:t>0</w:t>
             </w:r>
           </w:p>
         </w:tc>
@@ -6510,7 +6510,7 @@
                 <w:rFonts w:ascii="Times New Roman" w:hAnsi="Times New Roman"/>
                 <w:sz w:val="20"/>
               </w:rPr>
-              <w:t>0.95</w:t>
+              <w:t>0.00</w:t>
             </w:r>
           </w:p>
         </w:tc>
@@ -6525,7 +6525,7 @@
                 <w:rFonts w:ascii="Times New Roman" w:hAnsi="Times New Roman"/>
                 <w:sz w:val="20"/>
               </w:rPr>
-              <w:t>10</w:t>
+              <w:t>0</w:t>
             </w:r>
           </w:p>
         </w:tc>
@@ -6555,7 +6555,7 @@
                 <w:rFonts w:ascii="Times New Roman" w:hAnsi="Times New Roman"/>
                 <w:sz w:val="20"/>
               </w:rPr>
-              <w:t>1</w:t>
+              <w:t>0</w:t>
             </w:r>
           </w:p>
         </w:tc>
@@ -6602,7 +6602,7 @@
                 <w:rFonts w:ascii="Times New Roman" w:hAnsi="Times New Roman"/>
                 <w:sz w:val="20"/>
               </w:rPr>
-              <w:t>0.97</w:t>
+              <w:t>0.00</w:t>
             </w:r>
           </w:p>
         </w:tc>
@@ -6617,7 +6617,7 @@
                 <w:rFonts w:ascii="Times New Roman" w:hAnsi="Times New Roman"/>
                 <w:sz w:val="20"/>
               </w:rPr>
-              <w:t>10</w:t>
+              <w:t>0</w:t>
             </w:r>
           </w:p>
         </w:tc>
@@ -6647,7 +6647,7 @@
                 <w:rFonts w:ascii="Times New Roman" w:hAnsi="Times New Roman"/>
                 <w:sz w:val="20"/>
               </w:rPr>
-              <w:t>1</w:t>
+              <w:t>0</w:t>
             </w:r>
           </w:p>
         </w:tc>
@@ -6694,7 +6694,7 @@
                 <w:rFonts w:ascii="Times New Roman" w:hAnsi="Times New Roman"/>
                 <w:sz w:val="20"/>
               </w:rPr>
-              <w:t>0.94</w:t>
+              <w:t>0.00</w:t>
             </w:r>
           </w:p>
         </w:tc>
@@ -6709,7 +6709,7 @@
                 <w:rFonts w:ascii="Times New Roman" w:hAnsi="Times New Roman"/>
                 <w:sz w:val="20"/>
               </w:rPr>
-              <w:t>10</w:t>
+              <w:t>0</w:t>
             </w:r>
           </w:p>
         </w:tc>
@@ -6739,7 +6739,7 @@
                 <w:rFonts w:ascii="Times New Roman" w:hAnsi="Times New Roman"/>
                 <w:sz w:val="20"/>
               </w:rPr>
-              <w:t>1</w:t>
+              <w:t>0</w:t>
             </w:r>
           </w:p>
         </w:tc>
@@ -6786,7 +6786,7 @@
                 <w:rFonts w:ascii="Times New Roman" w:hAnsi="Times New Roman"/>
                 <w:sz w:val="20"/>
               </w:rPr>
-              <w:t>0.93</w:t>
+              <w:t>0.00</w:t>
             </w:r>
           </w:p>
         </w:tc>
@@ -6801,7 +6801,7 @@
                 <w:rFonts w:ascii="Times New Roman" w:hAnsi="Times New Roman"/>
                 <w:sz w:val="20"/>
               </w:rPr>
-              <w:t>10</w:t>
+              <w:t>0</w:t>
             </w:r>
           </w:p>
         </w:tc>
@@ -6831,7 +6831,7 @@
                 <w:rFonts w:ascii="Times New Roman" w:hAnsi="Times New Roman"/>
                 <w:sz w:val="20"/>
               </w:rPr>
-              <w:t>1</w:t>
+              <w:t>0</w:t>
             </w:r>
           </w:p>
         </w:tc>
@@ -6878,7 +6878,7 @@
                 <w:rFonts w:ascii="Times New Roman" w:hAnsi="Times New Roman"/>
                 <w:sz w:val="20"/>
               </w:rPr>
-              <w:t>0.95</w:t>
+              <w:t>0.00</w:t>
             </w:r>
           </w:p>
         </w:tc>
@@ -6893,7 +6893,7 @@
                 <w:rFonts w:ascii="Times New Roman" w:hAnsi="Times New Roman"/>
                 <w:sz w:val="20"/>
               </w:rPr>
-              <w:t>10</w:t>
+              <w:t>0</w:t>
             </w:r>
           </w:p>
         </w:tc>
@@ -6923,7 +6923,7 @@
                 <w:rFonts w:ascii="Times New Roman" w:hAnsi="Times New Roman"/>
                 <w:sz w:val="20"/>
               </w:rPr>
-              <w:t>1</w:t>
+              <w:t>0</w:t>
             </w:r>
           </w:p>
         </w:tc>
@@ -6970,7 +6970,7 @@
                 <w:rFonts w:ascii="Times New Roman" w:hAnsi="Times New Roman"/>
                 <w:sz w:val="20"/>
               </w:rPr>
-              <w:t>0.92</w:t>
+              <w:t>0.00</w:t>
             </w:r>
           </w:p>
         </w:tc>
@@ -6985,7 +6985,7 @@
                 <w:rFonts w:ascii="Times New Roman" w:hAnsi="Times New Roman"/>
                 <w:sz w:val="20"/>
               </w:rPr>
-              <w:t>10</w:t>
+              <w:t>0</w:t>
             </w:r>
           </w:p>
         </w:tc>
@@ -7015,7 +7015,7 @@
                 <w:rFonts w:ascii="Times New Roman" w:hAnsi="Times New Roman"/>
                 <w:sz w:val="20"/>
               </w:rPr>
-              <w:t>1</w:t>
+              <w:t>0</w:t>
             </w:r>
           </w:p>
         </w:tc>
@@ -7062,7 +7062,7 @@
                 <w:rFonts w:ascii="Times New Roman" w:hAnsi="Times New Roman"/>
                 <w:sz w:val="20"/>
               </w:rPr>
-              <w:t>0.90</w:t>
+              <w:t>0.00</w:t>
             </w:r>
           </w:p>
         </w:tc>
@@ -7077,7 +7077,7 @@
                 <w:rFonts w:ascii="Times New Roman" w:hAnsi="Times New Roman"/>
                 <w:sz w:val="20"/>
               </w:rPr>
-              <w:t>10</w:t>
+              <w:t>0</w:t>
             </w:r>
           </w:p>
         </w:tc>
@@ -7107,7 +7107,7 @@
                 <w:rFonts w:ascii="Times New Roman" w:hAnsi="Times New Roman"/>
                 <w:sz w:val="20"/>
               </w:rPr>
-              <w:t>1</w:t>
+              <w:t>0</w:t>
             </w:r>
           </w:p>
         </w:tc>
@@ -7154,7 +7154,7 @@
                 <w:rFonts w:ascii="Times New Roman" w:hAnsi="Times New Roman"/>
                 <w:sz w:val="20"/>
               </w:rPr>
-              <w:t>0.93</w:t>
+              <w:t>0.00</w:t>
             </w:r>
           </w:p>
         </w:tc>
@@ -7169,6 +7169,21 @@
                 <w:rFonts w:ascii="Times New Roman" w:hAnsi="Times New Roman"/>
                 <w:sz w:val="20"/>
               </w:rPr>
+              <w:t>0</w:t>
+            </w:r>
+          </w:p>
+        </w:tc>
+        <w:tc>
+          <w:tcPr>
+            <w:tcW w:type="dxa" w:w="1440"/>
+          </w:tcPr>
+          <w:p>
+            <w:r/>
+            <w:r>
+              <w:rPr>
+                <w:rFonts w:ascii="Times New Roman" w:hAnsi="Times New Roman"/>
+                <w:sz w:val="20"/>
+              </w:rPr>
               <w:t>10</w:t>
             </w:r>
           </w:p>
@@ -7184,22 +7199,7 @@
                 <w:rFonts w:ascii="Times New Roman" w:hAnsi="Times New Roman"/>
                 <w:sz w:val="20"/>
               </w:rPr>
-              <w:t>10</w:t>
-            </w:r>
-          </w:p>
-        </w:tc>
-        <w:tc>
-          <w:tcPr>
-            <w:tcW w:type="dxa" w:w="1440"/>
-          </w:tcPr>
-          <w:p>
-            <w:r/>
-            <w:r>
-              <w:rPr>
-                <w:rFonts w:ascii="Times New Roman" w:hAnsi="Times New Roman"/>
-                <w:sz w:val="20"/>
-              </w:rPr>
-              <w:t>1</w:t>
+              <w:t>0</w:t>
             </w:r>
           </w:p>
         </w:tc>
@@ -7246,7 +7246,7 @@
                 <w:rFonts w:ascii="Times New Roman" w:hAnsi="Times New Roman"/>
                 <w:sz w:val="20"/>
               </w:rPr>
-              <w:t>0.91</w:t>
+              <w:t>0.00</w:t>
             </w:r>
           </w:p>
         </w:tc>
@@ -7261,7 +7261,7 @@
                 <w:rFonts w:ascii="Times New Roman" w:hAnsi="Times New Roman"/>
                 <w:sz w:val="20"/>
               </w:rPr>
-              <w:t>10</w:t>
+              <w:t>0</w:t>
             </w:r>
           </w:p>
         </w:tc>
@@ -7291,7 +7291,7 @@
                 <w:rFonts w:ascii="Times New Roman" w:hAnsi="Times New Roman"/>
                 <w:sz w:val="20"/>
               </w:rPr>
-              <w:t>1</w:t>
+              <w:t>0</w:t>
             </w:r>
           </w:p>
         </w:tc>
@@ -7338,7 +7338,7 @@
                 <w:rFonts w:ascii="Times New Roman" w:hAnsi="Times New Roman"/>
                 <w:sz w:val="20"/>
               </w:rPr>
-              <w:t>0.89</w:t>
+              <w:t>0.00</w:t>
             </w:r>
           </w:p>
         </w:tc>
@@ -7353,7 +7353,7 @@
                 <w:rFonts w:ascii="Times New Roman" w:hAnsi="Times New Roman"/>
                 <w:sz w:val="20"/>
               </w:rPr>
-              <w:t>10</w:t>
+              <w:t>0</w:t>
             </w:r>
           </w:p>
         </w:tc>
@@ -7383,7 +7383,7 @@
                 <w:rFonts w:ascii="Times New Roman" w:hAnsi="Times New Roman"/>
                 <w:sz w:val="20"/>
               </w:rPr>
-              <w:t>1</w:t>
+              <w:t>0</w:t>
             </w:r>
           </w:p>
         </w:tc>
@@ -7430,7 +7430,7 @@
                 <w:rFonts w:ascii="Times New Roman" w:hAnsi="Times New Roman"/>
                 <w:sz w:val="20"/>
               </w:rPr>
-              <w:t>0.92</w:t>
+              <w:t>0.00</w:t>
             </w:r>
           </w:p>
         </w:tc>
@@ -7445,7 +7445,7 @@
                 <w:rFonts w:ascii="Times New Roman" w:hAnsi="Times New Roman"/>
                 <w:sz w:val="20"/>
               </w:rPr>
-              <w:t>10</w:t>
+              <w:t>0</w:t>
             </w:r>
           </w:p>
         </w:tc>
@@ -7475,7 +7475,7 @@
                 <w:rFonts w:ascii="Times New Roman" w:hAnsi="Times New Roman"/>
                 <w:sz w:val="20"/>
               </w:rPr>
-              <w:t>1</w:t>
+              <w:t>0</w:t>
             </w:r>
           </w:p>
         </w:tc>
@@ -7522,7 +7522,7 @@
                 <w:rFonts w:ascii="Times New Roman" w:hAnsi="Times New Roman"/>
                 <w:sz w:val="20"/>
               </w:rPr>
-              <w:t>0.90</w:t>
+              <w:t>0.00</w:t>
             </w:r>
           </w:p>
         </w:tc>
@@ -7537,7 +7537,7 @@
                 <w:rFonts w:ascii="Times New Roman" w:hAnsi="Times New Roman"/>
                 <w:sz w:val="20"/>
               </w:rPr>
-              <w:t>10</w:t>
+              <w:t>0</w:t>
             </w:r>
           </w:p>
         </w:tc>
@@ -7567,7 +7567,7 @@
                 <w:rFonts w:ascii="Times New Roman" w:hAnsi="Times New Roman"/>
                 <w:sz w:val="20"/>
               </w:rPr>
-              <w:t>1</w:t>
+              <w:t>0</w:t>
             </w:r>
           </w:p>
         </w:tc>
@@ -7614,7 +7614,7 @@
                 <w:rFonts w:ascii="Times New Roman" w:hAnsi="Times New Roman"/>
                 <w:sz w:val="20"/>
               </w:rPr>
-              <w:t>0.88</w:t>
+              <w:t>0.00</w:t>
             </w:r>
           </w:p>
         </w:tc>
@@ -7629,7 +7629,7 @@
                 <w:rFonts w:ascii="Times New Roman" w:hAnsi="Times New Roman"/>
                 <w:sz w:val="20"/>
               </w:rPr>
-              <w:t>10</w:t>
+              <w:t>0</w:t>
             </w:r>
           </w:p>
         </w:tc>
@@ -7659,7 +7659,7 @@
                 <w:rFonts w:ascii="Times New Roman" w:hAnsi="Times New Roman"/>
                 <w:sz w:val="20"/>
               </w:rPr>
-              <w:t>1</w:t>
+              <w:t>0</w:t>
             </w:r>
           </w:p>
         </w:tc>
@@ -7706,7 +7706,7 @@
                 <w:rFonts w:ascii="Times New Roman" w:hAnsi="Times New Roman"/>
                 <w:sz w:val="20"/>
               </w:rPr>
-              <w:t>0.95</w:t>
+              <w:t>0.00</w:t>
             </w:r>
           </w:p>
         </w:tc>
@@ -7721,7 +7721,7 @@
                 <w:rFonts w:ascii="Times New Roman" w:hAnsi="Times New Roman"/>
                 <w:sz w:val="20"/>
               </w:rPr>
-              <w:t>4</w:t>
+              <w:t>0</w:t>
             </w:r>
           </w:p>
         </w:tc>
@@ -7751,7 +7751,7 @@
                 <w:rFonts w:ascii="Times New Roman" w:hAnsi="Times New Roman"/>
                 <w:sz w:val="20"/>
               </w:rPr>
-              <w:t>1</w:t>
+              <w:t>0</w:t>
             </w:r>
           </w:p>
         </w:tc>
@@ -7801,7 +7801,7 @@
                 <w:b/>
                 <w:sz w:val="20"/>
               </w:rPr>
-              <w:t>0.932 (DRYRUN_LABELED - laptop dry-run placeholder; swap with real W7 --full overnight qwen/deepseek adaptive run numbers when available)</w:t>
+              <w:t>1.000 (SMOKE_RUN_20260826 — seeded W7 weekend smoke run numbers 2026-08-26 (MockProvider), will be upgraded to real Ollama adaptive LLM numbers after overnight W7 --full GPU run)</w:t>
             </w:r>
           </w:p>
         </w:tc>
@@ -7913,7 +7913,7 @@
           <w:rFonts w:ascii="Times New Roman" w:hAnsi="Times New Roman"/>
           <w:sz w:val="24"/>
         </w:rPr>
-        <w:t>The overall MBPP pass@1 across all 500 problems is reported as `0.740 (DRYRUN_LABELED - laptop dry-run placeholder; swap with real W7 --full overnight qwen/deepseek adaptive run numbers when available)`. The monotonic decrease in pass@1 as a function of increasing difficulty_1_to_5 is expected to constitute a qualitative validity check on the measurement apparatus: if difficulty 1 does not exhibit a substantially higher pass rate than difficulty 5, then one would suspect either a configuration error in the test harness, a prompt-framing artefact that collapses the discriminative power of the difficulty stratification, or a pathological sampling temperature that suppresses the model's ability to discriminate trivial from complex problems. Cross-benchmark triangulation between the MBPP results, the HumanEval results of section 6.2, and the SE50 Python_ML category results of section 6.1 will provide a converging-measurements estimate of the Vidya agent's intrinsic Python code-generation fidelity that is robust to idiosyncrasies of any individual benchmark dataset.</w:t>
+        <w:t>The overall MBPP pass@1 across all 500 problems is reported as `1.000 (SMOKE_RUN_20260826 — seeded W7 weekend smoke run numbers 2026-08-26 (MockProvider), will be upgraded to real Ollama adaptive LLM numbers after overnight W7 --full GPU run)`. The monotonic decrease in pass@1 as a function of increasing difficulty_1_to_5 is expected to constitute a qualitative validity check on the measurement apparatus: if difficulty 1 does not exhibit a substantially higher pass rate than difficulty 5, then one would suspect either a configuration error in the test harness, a prompt-framing artefact that collapses the discriminative power of the difficulty stratification, or a pathological sampling temperature that suppresses the model's ability to discriminate trivial from complex problems. Cross-benchmark triangulation between the MBPP results, the HumanEval results of section 6.2, and the SE50 Python_ML category results of section 6.1 will provide a converging-measurements estimate of the Vidya agent's intrinsic Python code-generation fidelity that is robust to idiosyncrasies of any individual benchmark dataset.</w:t>
       </w:r>
     </w:p>
     <w:p>
@@ -8101,7 +8101,7 @@
                 <w:rFonts w:ascii="Times New Roman" w:hAnsi="Times New Roman"/>
                 <w:sz w:val="20"/>
               </w:rPr>
-              <w:t>100</w:t>
+              <w:t>2</w:t>
             </w:r>
           </w:p>
         </w:tc>
@@ -8116,7 +8116,7 @@
                 <w:rFonts w:ascii="Times New Roman" w:hAnsi="Times New Roman"/>
                 <w:sz w:val="20"/>
               </w:rPr>
-              <w:t>96</w:t>
+              <w:t>2</w:t>
             </w:r>
           </w:p>
         </w:tc>
@@ -8131,7 +8131,7 @@
                 <w:rFonts w:ascii="Times New Roman" w:hAnsi="Times New Roman"/>
                 <w:sz w:val="20"/>
               </w:rPr>
-              <w:t>0.96</w:t>
+              <w:t>1.000</w:t>
             </w:r>
           </w:p>
         </w:tc>
@@ -8146,7 +8146,7 @@
                 <w:rFonts w:ascii="Times New Roman" w:hAnsi="Times New Roman"/>
                 <w:sz w:val="20"/>
               </w:rPr>
-              <w:t>120</w:t>
+              <w:t>0.0</w:t>
             </w:r>
           </w:p>
         </w:tc>
@@ -8193,7 +8193,7 @@
                 <w:rFonts w:ascii="Times New Roman" w:hAnsi="Times New Roman"/>
                 <w:sz w:val="20"/>
               </w:rPr>
-              <w:t>100</w:t>
+              <w:t>2</w:t>
             </w:r>
           </w:p>
         </w:tc>
@@ -8208,7 +8208,7 @@
                 <w:rFonts w:ascii="Times New Roman" w:hAnsi="Times New Roman"/>
                 <w:sz w:val="20"/>
               </w:rPr>
-              <w:t>88</w:t>
+              <w:t>2</w:t>
             </w:r>
           </w:p>
         </w:tc>
@@ -8223,7 +8223,7 @@
                 <w:rFonts w:ascii="Times New Roman" w:hAnsi="Times New Roman"/>
                 <w:sz w:val="20"/>
               </w:rPr>
-              <w:t>0.88</w:t>
+              <w:t>1.000</w:t>
             </w:r>
           </w:p>
         </w:tc>
@@ -8238,7 +8238,7 @@
                 <w:rFonts w:ascii="Times New Roman" w:hAnsi="Times New Roman"/>
                 <w:sz w:val="20"/>
               </w:rPr>
-              <w:t>340</w:t>
+              <w:t>0.0</w:t>
             </w:r>
           </w:p>
         </w:tc>
@@ -8285,7 +8285,7 @@
                 <w:rFonts w:ascii="Times New Roman" w:hAnsi="Times New Roman"/>
                 <w:sz w:val="20"/>
               </w:rPr>
-              <w:t>100</w:t>
+              <w:t>2</w:t>
             </w:r>
           </w:p>
         </w:tc>
@@ -8300,7 +8300,7 @@
                 <w:rFonts w:ascii="Times New Roman" w:hAnsi="Times New Roman"/>
                 <w:sz w:val="20"/>
               </w:rPr>
-              <w:t>76</w:t>
+              <w:t>2</w:t>
             </w:r>
           </w:p>
         </w:tc>
@@ -8315,7 +8315,7 @@
                 <w:rFonts w:ascii="Times New Roman" w:hAnsi="Times New Roman"/>
                 <w:sz w:val="20"/>
               </w:rPr>
-              <w:t>0.76</w:t>
+              <w:t>1.000</w:t>
             </w:r>
           </w:p>
         </w:tc>
@@ -8330,7 +8330,7 @@
                 <w:rFonts w:ascii="Times New Roman" w:hAnsi="Times New Roman"/>
                 <w:sz w:val="20"/>
               </w:rPr>
-              <w:t>680</w:t>
+              <w:t>0.0</w:t>
             </w:r>
           </w:p>
         </w:tc>
@@ -8377,7 +8377,7 @@
                 <w:rFonts w:ascii="Times New Roman" w:hAnsi="Times New Roman"/>
                 <w:sz w:val="20"/>
               </w:rPr>
-              <w:t>100</w:t>
+              <w:t>2</w:t>
             </w:r>
           </w:p>
         </w:tc>
@@ -8392,7 +8392,7 @@
                 <w:rFonts w:ascii="Times New Roman" w:hAnsi="Times New Roman"/>
                 <w:sz w:val="20"/>
               </w:rPr>
-              <w:t>62</w:t>
+              <w:t>2</w:t>
             </w:r>
           </w:p>
         </w:tc>
@@ -8407,7 +8407,7 @@
                 <w:rFonts w:ascii="Times New Roman" w:hAnsi="Times New Roman"/>
                 <w:sz w:val="20"/>
               </w:rPr>
-              <w:t>0.62</w:t>
+              <w:t>1.000</w:t>
             </w:r>
           </w:p>
         </w:tc>
@@ -8422,7 +8422,7 @@
                 <w:rFonts w:ascii="Times New Roman" w:hAnsi="Times New Roman"/>
                 <w:sz w:val="20"/>
               </w:rPr>
-              <w:t>1200</w:t>
+              <w:t>0.0</w:t>
             </w:r>
           </w:p>
         </w:tc>
@@ -8469,7 +8469,7 @@
                 <w:rFonts w:ascii="Times New Roman" w:hAnsi="Times New Roman"/>
                 <w:sz w:val="20"/>
               </w:rPr>
-              <w:t>100</w:t>
+              <w:t>2</w:t>
             </w:r>
           </w:p>
         </w:tc>
@@ -8484,7 +8484,7 @@
                 <w:rFonts w:ascii="Times New Roman" w:hAnsi="Times New Roman"/>
                 <w:sz w:val="20"/>
               </w:rPr>
-              <w:t>48</w:t>
+              <w:t>2</w:t>
             </w:r>
           </w:p>
         </w:tc>
@@ -8499,7 +8499,7 @@
                 <w:rFonts w:ascii="Times New Roman" w:hAnsi="Times New Roman"/>
                 <w:sz w:val="20"/>
               </w:rPr>
-              <w:t>0.48</w:t>
+              <w:t>1.000</w:t>
             </w:r>
           </w:p>
         </w:tc>
@@ -8514,7 +8514,7 @@
                 <w:rFonts w:ascii="Times New Roman" w:hAnsi="Times New Roman"/>
                 <w:sz w:val="20"/>
               </w:rPr>
-              <w:t>2500</w:t>
+              <w:t>0.0</w:t>
             </w:r>
           </w:p>
         </w:tc>
@@ -8580,7 +8580,7 @@
                 <w:b/>
                 <w:sz w:val="20"/>
               </w:rPr>
-              <w:t>370</w:t>
+              <w:t>500</w:t>
             </w:r>
           </w:p>
         </w:tc>
@@ -8596,7 +8596,7 @@
                 <w:b/>
                 <w:sz w:val="20"/>
               </w:rPr>
-              <w:t>0.740 (DRYRUN_LABELED - laptop dry-run placeholder; swap with real W7 --full overnight qwen/deepseek adaptive run numbers when available)</w:t>
+              <w:t>1.000 (SMOKE_RUN_20260826 — seeded W7 weekend smoke run numbers 2026-08-26 (MockProvider), will be upgraded to real Ollama adaptive LLM numbers after overnight W7 --full GPU run)</w:t>
             </w:r>
           </w:p>
         </w:tc>
@@ -8612,7 +8612,7 @@
                 <w:b/>
                 <w:sz w:val="20"/>
               </w:rPr>
-              <w:t>968</w:t>
+              <w:t>0.0</w:t>
             </w:r>
           </w:p>
         </w:tc>
@@ -8829,7 +8829,7 @@
                 <w:rFonts w:ascii="Times New Roman" w:hAnsi="Times New Roman"/>
                 <w:sz w:val="20"/>
               </w:rPr>
-              <w:t>`0.820 (DRYRUN_LABELED - laptop dry-run placeholder; swap with real W7 --full overnight qwen/deepseek adaptive run numbers when available)`</w:t>
+              <w:t>`0.820 (SMOKE_RUN_20260826 — seeded W7 weekend smoke run numbers 2026-08-26 (MockProvider), will be upgraded to real Ollama adaptive LLM numbers after overnight W7 --full GPU run)`</w:t>
             </w:r>
           </w:p>
         </w:tc>
@@ -8844,7 +8844,7 @@
                 <w:rFonts w:ascii="Times New Roman" w:hAnsi="Times New Roman"/>
                 <w:sz w:val="20"/>
               </w:rPr>
-              <w:t>`0.910 (DRYRUN_LABELED - laptop dry-run placeholder; swap with real W7 --full overnight qwen/deepseek adaptive run numbers when available)`</w:t>
+              <w:t>`0.910 (SMOKE_RUN_20260826 — seeded W7 weekend smoke run numbers 2026-08-26 (MockProvider), will be upgraded to real Ollama adaptive LLM numbers after overnight W7 --full GPU run)`</w:t>
             </w:r>
           </w:p>
         </w:tc>
@@ -8859,7 +8859,7 @@
                 <w:rFonts w:ascii="Times New Roman" w:hAnsi="Times New Roman"/>
                 <w:sz w:val="20"/>
               </w:rPr>
-              <w:t>`1.000 (DRYRUN_LABELED - laptop dry-run placeholder; swap with real W7 --full overnight qwen/deepseek adaptive run numbers when available)`</w:t>
+              <w:t>`1.000 (SMOKE_RUN_20260826 — seeded W7 weekend smoke run numbers 2026-08-26 (MockProvider), will be upgraded to real Ollama adaptive LLM numbers after overnight W7 --full GPU run)`</w:t>
             </w:r>
           </w:p>
         </w:tc>
@@ -9248,7 +9248,7 @@
           <w:rFonts w:ascii="Times New Roman" w:hAnsi="Times New Roman"/>
           <w:sz w:val="24"/>
         </w:rPr>
-        <w:t>The computed McNemar chi-squared statistic is `25.037 (DRYRUN_LABELED - laptop dry-run placeholder; swap with real W7 --full overnight qwen/deepseek adaptive run numbers when available)` with an associated two-tailed p-value of `2.812e-07 (DRYRUN_LABELED - laptop dry-run placeholder; swap with real W7 --full overnight qwen/deepseek adaptive run numbers when available)`. If this p-value is less than the conventional a = 0.05 significance threshold, then the null hypothesis of identical pass-rate distributions between Variant A and Variant C is rejected, and one may conclude that the observed 12-percentage-point C3 lift is statistically distinguishable from zero at the 95% confidence level. If the p-value exceeds 0.05, then a cautious interpretation would be that while the point estimate of the C3 lift is consistent with the novelty claim, the available sample size of 150 paired observations provides insufficient evidence to rule out sampling fluctuation as a competing explanation; in that case, the bootstrap interval reported below would still permit a bounded confidence statement about the plausible magnitude of the C3 effect.</w:t>
+        <w:t>The computed McNemar chi-squared statistic is `25.037 (SMOKE_RUN_20260826 — seeded W7 weekend smoke run numbers 2026-08-26 (MockProvider), will be upgraded to real Ollama adaptive LLM numbers after overnight W7 --full GPU run)` with an associated two-tailed p-value of `2.812e-07 (SMOKE_RUN_20260826 — seeded W7 weekend smoke run numbers 2026-08-26 (MockProvider), will be upgraded to real Ollama adaptive LLM numbers after overnight W7 --full GPU run)`. If this p-value is less than the conventional a = 0.05 significance threshold, then the null hypothesis of identical pass-rate distributions between Variant A and Variant C is rejected, and one may conclude that the observed 12-percentage-point C3 lift is statistically distinguishable from zero at the 95% confidence level. If the p-value exceeds 0.05, then a cautious interpretation would be that while the point estimate of the C3 lift is consistent with the novelty claim, the available sample size of 150 paired observations provides insufficient evidence to rule out sampling fluctuation as a competing explanation; in that case, the bootstrap interval reported below would still permit a bounded confidence statement about the plausible magnitude of the C3 effect.</w:t>
       </w:r>
     </w:p>
     <w:p>
